--- a/docs/dokumen/Syarat_dan_Ketentuan_mitrans.id_v1.4.docx
+++ b/docs/dokumen/Syarat_dan_Ketentuan_mitrans.id_v1.4.docx
@@ -264,7 +264,7 @@
             </w:r>
             <w:r>
               <w:rPr/>
-              <w:t xml:space="preserve"> (27 Oktober 2026): diselaraskan dengan Rencana Pemasaran v1.4. Lisensi berlaku tanpa batas waktu (lifetime) dan tidak perlu dibeli ulang; akses yang termasuk harga Lisensi hanya sampai akhir bulan kalender aktivasi; Langganan mulai bulan berikutnya (Pasal 2 dan Pasal 6).</w:t>
+              <w:t xml:space="preserve"> (27 Oktober 2026): diselaraskan dengan Rencana Pemasaran v1.4. Lisensi berlaku tanpa batas waktu (lifetime) dan tidak perlu dibeli ulang, termasuk akses 30 hari sejak aktivasi; Langganan Rp399.000 ditagih pertama kali 30 hari setelah aktivasi, lalu setiap 30 hari (Pasal 2, 5, 6, dan 7).</w:t>
             </w:r>
           </w:p>
         </w:tc>
@@ -1073,7 +1073,7 @@
       </w:r>
       <w:r>
         <w:rPr/>
-        <w:t xml:space="preserve"> adalah hak menggunakan perangkat lunak Mitrans-Astra, berlaku tanpa batas waktu (lifetime) dan tidak perlu dibeli ulang, termasuk akses sampai akhir bulan kalender aktivasi.</w:t>
+        <w:t xml:space="preserve"> adalah hak menggunakan perangkat lunak Mitrans-Astra, berlaku tanpa batas waktu (lifetime) dan tidak perlu dibeli ulang, termasuk akses 30 hari sejak aktivasi.</w:t>
       </w:r>
     </w:p>
     <w:p>
@@ -1095,7 +1095,7 @@
       </w:r>
       <w:r>
         <w:rPr/>
-        <w:t xml:space="preserve"> adalah akses bulanan (repeat order/RO) mulai bulan berikutnya setelah aktivasi Lisensi.</w:t>
+        <w:t xml:space="preserve"> adalah akses per 30 hari (repeat order/RO), ditagih pertama kali 30 hari setelah aktivasi Lisensi.</w:t>
       </w:r>
     </w:p>
     <w:p>
@@ -1508,7 +1508,7 @@
       </w:pPr>
       <w:r>
         <w:rPr/>
-        <w:t>Langganan Rp399.000 per bulan.</w:t>
+        <w:t>Langganan Rp399.000 per 30 hari.</w:t>
       </w:r>
     </w:p>
     <w:p>
@@ -1585,7 +1585,7 @@
       </w:pPr>
       <w:r>
         <w:rPr/>
-        <w:t>Lisensi berlaku tanpa batas waktu dan mencakup akses sampai akhir bulan kalender aktivasi.</w:t>
+        <w:t>Lisensi berlaku tanpa batas waktu dan mencakup akses 30 hari sejak aktivasi.</w:t>
       </w:r>
     </w:p>
     <w:p>
@@ -1600,7 +1600,7 @@
       </w:pPr>
       <w:r>
         <w:rPr/>
-        <w:t>Mulai bulan berikutnya setelah aktivasi Lisensi, Anda dapat melanjutkan akses dengan Langganan Rp399.000 per bulan. Tidak ada opsi tahunan. Bila Langganan berhenti, akses Platform berhenti pada akhir periode yang dibayar, tetapi Lisensi tetap berlaku dan Langganan dapat dilanjutkan kapan saja tanpa membeli Lisensi ulang.</w:t>
+        <w:t>Mulai 30 hari setelah aktivasi, Anda dapat melanjutkan akses dengan Langganan Rp399.000 per 30 hari. Pembayaran sebelum jatuh tempo menyambung dari akhir akses; bila akses sudah berakhir, periode baru dimulai saat dibayar. Tidak ada opsi tahunan. Bila Langganan berhenti, akses Platform berhenti pada akhir periode yang dibayar, tetapi Lisensi tetap berlaku dan Langganan dapat dilanjutkan kapan saja tanpa membeli Lisensi ulang.</w:t>
       </w:r>
     </w:p>
     <w:p>
@@ -1729,7 +1729,7 @@
       </w:pPr>
       <w:r>
         <w:rPr/>
-        <w:t>Lisensi yang sudah diaktifkan dikembalikan setelah dikurangi nilai akses yang sudah dipakai, dihitung harian dari Rp399.000 per bulan.</w:t>
+        <w:t>Lisensi yang sudah diaktifkan dikembalikan setelah dikurangi nilai akses yang sudah dipakai, dihitung harian dari Rp399.000 per 30 hari.</w:t>
       </w:r>
     </w:p>
     <w:p>

--- a/docs/dokumen/Syarat_dan_Ketentuan_mitrans.id_v1.4.docx
+++ b/docs/dokumen/Syarat_dan_Ketentuan_mitrans.id_v1.4.docx
@@ -264,7 +264,7 @@
             </w:r>
             <w:r>
               <w:rPr/>
-              <w:t xml:space="preserve"> (27 Oktober 2026): diselaraskan dengan Rencana Pemasaran v1.4. Lisensi berlaku tanpa batas waktu (lifetime) dan tidak perlu dibeli ulang, termasuk akses 30 hari sejak aktivasi; Langganan Rp399.000 ditagih pertama kali 30 hari setelah aktivasi, lalu setiap 30 hari (Pasal 2, 5, 6, dan 7).</w:t>
+              <w:t xml:space="preserve"> (27 Oktober 2026): diselaraskan dengan Rencana Pemasaran v1.4. Lisensi berlaku tanpa batas waktu (lifetime) dan tidak perlu dibeli ulang, termasuk akses 30 hari sejak aktivasi; Langganan Rp399.000 ditagih pertama kali 30 hari setelah aktivasi, lalu setiap 30 hari (Pasal 2, 5, 6, dan 7). Jadwal pengingat tagihan diperinci (Pasal 6), dan Mitra PLS dapat membayar Langganannya sendiri dengan potongan bonus atas persetujuannya (Pasal 5 dan Pasal 21 angka 7).</w:t>
             </w:r>
           </w:p>
         </w:tc>
@@ -1545,7 +1545,7 @@
       </w:r>
       <w:r>
         <w:rPr/>
-        <w:t xml:space="preserve"> yang tertera di halaman pembayaran. Jangan membayar ke rekening pribadi siapa pun, termasuk Mitra PLS. Perusahaan tidak bertanggung jawab atas pembayaran ke rekening selain rekening resmi.</w:t>
+        <w:t xml:space="preserve"> yang tertera di halaman pembayaran. Jangan membayar ke rekening pribadi siapa pun, termasuk Mitra PLS. Perusahaan tidak bertanggung jawab atas pembayaran ke rekening selain rekening resmi. Bagi Mitra PLS, Langganan miliknya sendiri juga dapat dibayar dengan potongan bonus menurut Pasal 21 angka 7.</w:t>
       </w:r>
     </w:p>
     <w:p>
@@ -1615,7 +1615,7 @@
       </w:pPr>
       <w:r>
         <w:rPr/>
-        <w:t>Pembayaran Langganan berulang hanya berlaku bila Anda menyetujuinya secara tegas. Kami mengirimkan pengingat paling lambat 3 hari sebelum setiap tagihan.</w:t>
+        <w:t>Pembayaran Langganan berulang hanya berlaku bila Anda menyetujuinya secara tegas. Kami mengirimkan pengingat 7 hari, 3 hari, dan 1 hari sebelum jatuh tempo, pada hari jatuh tempo, dan sehari sesudah akses berakhir. Pengingat selalu tampil di akun Anda; pengingat melalui surel atau WhatsApp hanya dikirim bila Anda menyetujuinya, dan dapat dihentikan kapan saja.</w:t>
       </w:r>
     </w:p>
     <w:p>
@@ -3286,27 +3286,6 @@
     </w:p>
     <w:p>
       <w:pPr>
-        <w:pStyle w:val="Heading2"/>
-        <w:rPr/>
-      </w:pPr>
-      <w:r>
-        <w:rPr/>
-        <w:t>22. Kewajiban dan larangan Mitra PLS</w:t>
-      </w:r>
-    </w:p>
-    <w:p>
-      <w:pPr>
-        <w:pStyle w:val="Normal"/>
-        <w:spacing w:before="0" w:after="120"/>
-        <w:rPr/>
-      </w:pPr>
-      <w:r>
-        <w:rPr/>
-        <w:t>Mitra PLS wajib mematuhi Kode Etik, terutama:</w:t>
-      </w:r>
-    </w:p>
-    <w:p>
-      <w:pPr>
         <w:pStyle w:val="ListParagraph"/>
         <w:numPr>
           <w:ilvl w:val="0"/>
@@ -3316,8 +3295,36 @@
         <w:rPr/>
       </w:pPr>
       <w:r>
-        <w:rPr/>
-        <w:t>menjelaskan produk sebagai alat analisis dan edukasi, bukan produk investasi;</w:t>
+        <w:rPr>
+          <w:b/>
+          <w:bCs/>
+        </w:rPr>
+        <w:t>Pembayaran Langganan dari bonus (potong bonus).</w:t>
+      </w:r>
+      <w:r>
+        <w:rPr/>
+        <w:t xml:space="preserve"> Mitra PLS dapat membayar Langganannya sendiri dengan potongan dari komisi dan bonus yang sudah ditetapkan dan belum ditransfer. Ketentuannya: (a) potongan hanya dilakukan atas permintaan dan persetujuan tegas Mitra PLS untuk setiap pembayaran, tidak dilakukan otomatis, dan bukan syarat untuk menerima komisi, bonus, atau peringkat apa pun; (b) potongan diambil dari jumlah yang akan ditransfer setelah pemotongan pajak penghasilan menurut angka 5, sehingga nominal komisi dan bonus serta dasar pengenaan pajaknya tidak berubah; (c) nominal dipotong dari transfer Jumat terdekat yang mencukupi, dan rinciannya ditampilkan di kantor maya serta pada bukti pembayaran; (d) paling banyak satu periode Langganan dapat dibayar di muka; (e) bila Langganan itu dibatalkan sebelum transfer, potongan dibatalkan, dan bila sesudahnya, dana dikembalikan menurut Pasal 7; (f) Langganan yang dibayar dengan cara ini diperlakukan sama dengan Langganan yang dibayar melalui kanal resmi, termasuk dalam perhitungan Plan B; (g) cara ini hanya untuk Langganan milik Mitra PLS sendiri dan tidak dapat dipakai untuk membayar pembelian orang lain.</w:t>
+      </w:r>
+    </w:p>
+    <w:p>
+      <w:pPr>
+        <w:pStyle w:val="Heading2"/>
+        <w:rPr/>
+      </w:pPr>
+      <w:r>
+        <w:rPr/>
+        <w:t>22. Kewajiban dan larangan Mitra PLS</w:t>
+      </w:r>
+    </w:p>
+    <w:p>
+      <w:pPr>
+        <w:pStyle w:val="Normal"/>
+        <w:spacing w:before="0" w:after="120"/>
+        <w:rPr/>
+      </w:pPr>
+      <w:r>
+        <w:rPr/>
+        <w:t>Mitra PLS wajib mematuhi Kode Etik, terutama:</w:t>
       </w:r>
     </w:p>
     <w:p>
@@ -3332,7 +3339,7 @@
       </w:pPr>
       <w:r>
         <w:rPr/>
-        <w:t>tidak menjanjikan penghasilan atau keuntungan investasi;</w:t>
+        <w:t>menjelaskan produk sebagai alat analisis dan edukasi, bukan produk investasi;</w:t>
       </w:r>
     </w:p>
     <w:p>
@@ -3347,7 +3354,7 @@
       </w:pPr>
       <w:r>
         <w:rPr/>
-        <w:t>tidak menarik biaya dari siapa pun dan tidak menerima pembayaran ke rekening pribadi;</w:t>
+        <w:t>tidak menjanjikan penghasilan atau keuntungan investasi;</w:t>
       </w:r>
     </w:p>
     <w:p>
@@ -3362,7 +3369,7 @@
       </w:pPr>
       <w:r>
         <w:rPr/>
-        <w:t>tidak menjual melalui lokapasar (online marketplace);</w:t>
+        <w:t>tidak menarik biaya dari siapa pun dan tidak menerima pembayaran ke rekening pribadi;</w:t>
       </w:r>
     </w:p>
     <w:p>
@@ -3377,7 +3384,7 @@
       </w:pPr>
       <w:r>
         <w:rPr/>
-        <w:t>menjaga data pribadi Pelanggan dan Mitra PLS lain;</w:t>
+        <w:t>tidak menjual melalui lokapasar (online marketplace);</w:t>
       </w:r>
     </w:p>
     <w:p>
@@ -3392,17 +3399,7 @@
       </w:pPr>
       <w:r>
         <w:rPr/>
-        <w:t>mendampingi orientasi Pelanggan dan Mitra PLS baru yang ia rujuk.</w:t>
-      </w:r>
-    </w:p>
-    <w:p>
-      <w:pPr>
-        <w:pStyle w:val="Heading2"/>
-        <w:rPr/>
-      </w:pPr>
-      <w:r>
-        <w:rPr/>
-        <w:t>23. Data Mitra PLS yang terlihat oleh pihak lain</w:t>
+        <w:t>menjaga data pribadi Pelanggan dan Mitra PLS lain;</w:t>
       </w:r>
     </w:p>
     <w:p>
@@ -3417,7 +3414,17 @@
       </w:pPr>
       <w:r>
         <w:rPr/>
-        <w:t>Sponsor dan upline dapat melihat nama, peringkat, status aktif, dan volume jaringan Mitra PLS di bawahnya untuk keperluan pembinaan.</w:t>
+        <w:t>mendampingi orientasi Pelanggan dan Mitra PLS baru yang ia rujuk.</w:t>
+      </w:r>
+    </w:p>
+    <w:p>
+      <w:pPr>
+        <w:pStyle w:val="Heading2"/>
+        <w:rPr/>
+      </w:pPr>
+      <w:r>
+        <w:rPr/>
+        <w:t>23. Data Mitra PLS yang terlihat oleh pihak lain</w:t>
       </w:r>
     </w:p>
     <w:p>
@@ -3432,7 +3439,7 @@
       </w:pPr>
       <w:r>
         <w:rPr/>
-        <w:t>Nomor telepon Mitra PLS hanya ditampilkan kepada Sponsor langsungnya, dengan persetujuan Mitra PLS.</w:t>
+        <w:t>Sponsor dan upline dapat melihat nama, peringkat, status aktif, dan volume jaringan Mitra PLS di bawahnya untuk keperluan pembinaan.</w:t>
       </w:r>
     </w:p>
     <w:p>
@@ -3447,17 +3454,7 @@
       </w:pPr>
       <w:r>
         <w:rPr/>
-        <w:t>Data identitas dan rekening tidak ditampilkan kepada Mitra PLS lain.</w:t>
-      </w:r>
-    </w:p>
-    <w:p>
-      <w:pPr>
-        <w:pStyle w:val="Heading2"/>
-        <w:rPr/>
-      </w:pPr>
-      <w:r>
-        <w:rPr/>
-        <w:t>24. Berakhirnya kemitraan</w:t>
+        <w:t>Nomor telepon Mitra PLS hanya ditampilkan kepada Sponsor langsungnya, dengan persetujuan Mitra PLS.</w:t>
       </w:r>
     </w:p>
     <w:p>
@@ -3472,7 +3469,17 @@
       </w:pPr>
       <w:r>
         <w:rPr/>
-        <w:t>Kemitraan berakhir karena pengunduran diri, pemutusan sebagai sanksi, atau sebab lain menurut Kode Etik Bab II.</w:t>
+        <w:t>Data identitas dan rekening tidak ditampilkan kepada Mitra PLS lain.</w:t>
+      </w:r>
+    </w:p>
+    <w:p>
+      <w:pPr>
+        <w:pStyle w:val="Heading2"/>
+        <w:rPr/>
+      </w:pPr>
+      <w:r>
+        <w:rPr/>
+        <w:t>24. Berakhirnya kemitraan</w:t>
       </w:r>
     </w:p>
     <w:p>
@@ -3487,7 +3494,7 @@
       </w:pPr>
       <w:r>
         <w:rPr/>
-        <w:t>Setelah kemitraan berakhir, Mitra PLS tidak boleh lagi memakai merek dan materi Perusahaan, dan tetap wajib menjaga kerahasiaan data yang ia ketahui.</w:t>
+        <w:t>Kemitraan berakhir karena pengunduran diri, pemutusan sebagai sanksi, atau sebab lain menurut Kode Etik Bab II.</w:t>
       </w:r>
     </w:p>
     <w:p>
@@ -3502,28 +3509,7 @@
       </w:pPr>
       <w:r>
         <w:rPr/>
-        <w:t>Komisi dan bonus yang sudah menjadi hak tetap dibayarkan, kecuali yang diperoleh dari pelanggaran.</w:t>
-      </w:r>
-    </w:p>
-    <w:p>
-      <w:pPr>
-        <w:pStyle w:val="Heading2"/>
-        <w:rPr/>
-      </w:pPr>
-      <w:r>
-        <w:rPr/>
-        <w:t>25. Persetujuan elektronik</w:t>
-      </w:r>
-    </w:p>
-    <w:p>
-      <w:pPr>
-        <w:pStyle w:val="Normal"/>
-        <w:spacing w:before="0" w:after="120"/>
-        <w:rPr/>
-      </w:pPr>
-      <w:r>
-        <w:rPr/>
-        <w:t>Dengan mencentang kotak persetujuan saat pendaftaran, Mitra PLS menyatakan:</w:t>
+        <w:t>Setelah kemitraan berakhir, Mitra PLS tidak boleh lagi memakai merek dan materi Perusahaan, dan tetap wajib menjaga kerahasiaan data yang ia ketahui.</w:t>
       </w:r>
     </w:p>
     <w:p>
@@ -3538,7 +3524,28 @@
       </w:pPr>
       <w:r>
         <w:rPr/>
-        <w:t>telah membaca, memahami, dan menyetujui Bagian A dan Bagian B ini, Rencana Pemasaran, dan Kode Etik;</w:t>
+        <w:t>Komisi dan bonus yang sudah menjadi hak tetap dibayarkan, kecuali yang diperoleh dari pelanggaran.</w:t>
+      </w:r>
+    </w:p>
+    <w:p>
+      <w:pPr>
+        <w:pStyle w:val="Heading2"/>
+        <w:rPr/>
+      </w:pPr>
+      <w:r>
+        <w:rPr/>
+        <w:t>25. Persetujuan elektronik</w:t>
+      </w:r>
+    </w:p>
+    <w:p>
+      <w:pPr>
+        <w:pStyle w:val="Normal"/>
+        <w:spacing w:before="0" w:after="120"/>
+        <w:rPr/>
+      </w:pPr>
+      <w:r>
+        <w:rPr/>
+        <w:t>Dengan mencentang kotak persetujuan saat pendaftaran, Mitra PLS menyatakan:</w:t>
       </w:r>
     </w:p>
     <w:p>
@@ -3547,6 +3554,21 @@
         <w:numPr>
           <w:ilvl w:val="0"/>
           <w:numId w:val="232"/>
+        </w:numPr>
+        <w:spacing w:before="0" w:after="60"/>
+        <w:rPr/>
+      </w:pPr>
+      <w:r>
+        <w:rPr/>
+        <w:t>telah membaca, memahami, dan menyetujui Bagian A dan Bagian B ini, Rencana Pemasaran, dan Kode Etik;</w:t>
+      </w:r>
+    </w:p>
+    <w:p>
+      <w:pPr>
+        <w:pStyle w:val="ListParagraph"/>
+        <w:numPr>
+          <w:ilvl w:val="0"/>
+          <w:numId w:val="233"/>
         </w:numPr>
         <w:spacing w:before="0" w:after="60"/>
         <w:rPr/>
@@ -15059,53 +15081,56 @@
   </w:num>
   <w:num w:numId="219">
     <w:abstractNumId w:val="4"/>
-    <w:lvlOverride w:ilvl="0">
-      <w:startOverride w:val="1"/>
-    </w:lvlOverride>
   </w:num>
   <w:num w:numId="220">
-    <w:abstractNumId w:val="4"/>
-  </w:num>
-  <w:num w:numId="221">
-    <w:abstractNumId w:val="4"/>
-  </w:num>
-  <w:num w:numId="222">
-    <w:abstractNumId w:val="4"/>
-  </w:num>
-  <w:num w:numId="223">
-    <w:abstractNumId w:val="4"/>
-  </w:num>
-  <w:num w:numId="224">
-    <w:abstractNumId w:val="4"/>
-  </w:num>
-  <w:num w:numId="225">
     <w:abstractNumId w:val="4"/>
     <w:lvlOverride w:ilvl="0">
       <w:startOverride w:val="1"/>
     </w:lvlOverride>
   </w:num>
+  <w:num w:numId="221">
+    <w:abstractNumId w:val="4"/>
+  </w:num>
+  <w:num w:numId="222">
+    <w:abstractNumId w:val="4"/>
+  </w:num>
+  <w:num w:numId="223">
+    <w:abstractNumId w:val="4"/>
+  </w:num>
+  <w:num w:numId="224">
+    <w:abstractNumId w:val="4"/>
+  </w:num>
+  <w:num w:numId="225">
+    <w:abstractNumId w:val="4"/>
+  </w:num>
   <w:num w:numId="226">
-    <w:abstractNumId w:val="4"/>
-  </w:num>
-  <w:num w:numId="227">
-    <w:abstractNumId w:val="4"/>
-  </w:num>
-  <w:num w:numId="228">
     <w:abstractNumId w:val="4"/>
     <w:lvlOverride w:ilvl="0">
       <w:startOverride w:val="1"/>
     </w:lvlOverride>
   </w:num>
+  <w:num w:numId="227">
+    <w:abstractNumId w:val="4"/>
+  </w:num>
+  <w:num w:numId="228">
+    <w:abstractNumId w:val="4"/>
+  </w:num>
   <w:num w:numId="229">
     <w:abstractNumId w:val="4"/>
+    <w:lvlOverride w:ilvl="0">
+      <w:startOverride w:val="1"/>
+    </w:lvlOverride>
   </w:num>
   <w:num w:numId="230">
     <w:abstractNumId w:val="4"/>
   </w:num>
   <w:num w:numId="231">
+    <w:abstractNumId w:val="4"/>
+  </w:num>
+  <w:num w:numId="232">
     <w:abstractNumId w:val="3"/>
   </w:num>
-  <w:num w:numId="232">
+  <w:num w:numId="233">
     <w:abstractNumId w:val="3"/>
   </w:num>
 </w:numbering>

--- a/docs/dokumen/Syarat_dan_Ketentuan_mitrans.id_v1.4.docx
+++ b/docs/dokumen/Syarat_dan_Ketentuan_mitrans.id_v1.4.docx
@@ -264,7 +264,7 @@
             </w:r>
             <w:r>
               <w:rPr/>
-              <w:t xml:space="preserve"> (27 Oktober 2026): diselaraskan dengan Rencana Pemasaran v1.4. Lisensi berlaku tanpa batas waktu (lifetime) dan tidak perlu dibeli ulang, termasuk akses 30 hari sejak aktivasi; Langganan Rp399.000 ditagih pertama kali 30 hari setelah aktivasi, lalu setiap 30 hari (Pasal 2, 5, 6, dan 7). Jadwal pengingat tagihan diperinci (Pasal 6), dan Mitra PLS dapat membayar Langganannya sendiri dengan potongan bonus atas persetujuannya (Pasal 5 dan Pasal 21 angka 7).</w:t>
+              <w:t xml:space="preserve"> (27 Oktober 2026): diselaraskan dengan Rencana Pemasaran v1.4. Lisensi berlaku tanpa batas waktu (lifetime) dan tidak perlu dibeli ulang, termasuk akses 30 hari sejak aktivasi; Langganan Rp399.000 ditagih pertama kali 30 hari setelah aktivasi, lalu setiap 30 hari (Pasal 2, 5, 6, dan 7). Jadwal pengingat tagihan diperinci (Pasal 6), dan Mitra PLS dapat membayar Langganannya sendiri dengan potongan bonus atas persetujuannya (Pasal 5 dan Pasal 21 angka 7). Sisa penarikan bonus dipotong dari hak lain lalu dihapus setelah 12 bulan (Pasal 7).</w:t>
             </w:r>
           </w:p>
         </w:tc>
@@ -1803,7 +1803,7 @@
       </w:pPr>
       <w:r>
         <w:rPr/>
-        <w:t>Komisi dan bonus yang timbul dari pembelian yang dibatalkan atau dikembalikan ditarik kembali dari Mitra PLS penerimanya. Penarikan mencakup Bonus Sponsor, Bonus Layanan Berkah, serta Bonus Level, Pasangan, dan Pembinaan yang timbul dari Lisensi itu. Bonus yang sudah dibayar dipotong dari pembayaran berikutnya.</w:t>
+        <w:t>Komisi dan bonus yang timbul dari pembelian yang dibatalkan atau dikembalikan ditarik kembali dari Mitra PLS penerimanya. Penarikan mencakup Bonus Sponsor, Bonus Layanan Berkah, serta Bonus Level, Pasangan, dan Pembinaan yang timbul dari Lisensi itu. Bonus yang sudah dibayar dipotong dari pembayaran berikutnya. Bila pembayaran bonus berikutnya tidak mencukupi, sisa penarikan dipotong dari hak lain Mitra PLS yang dibayar Perusahaan, seperti pembelian kembali Lisensi atau pengembalian dana. Sisa yang belum terpotong dalam 12 bulan sejak tanggal penarikan dihapus dan tidak ditagih. Penarikan yang dipotong dari pembayaran bonus mengurangi penghasilan bruto yang menjadi dasar PPh 21 pada pembayaran itu.</w:t>
       </w:r>
     </w:p>
     <w:p>

--- a/docs/dokumen/Syarat_dan_Ketentuan_mitrans.id_v1.4.docx
+++ b/docs/dokumen/Syarat_dan_Ketentuan_mitrans.id_v1.4.docx
@@ -3303,7 +3303,7 @@
       </w:r>
       <w:r>
         <w:rPr/>
-        <w:t xml:space="preserve"> Mitra PLS dapat membayar Langganannya sendiri dengan potongan dari komisi dan bonus yang sudah ditetapkan dan belum ditransfer. Ketentuannya: (a) potongan hanya dilakukan atas permintaan dan persetujuan tegas Mitra PLS untuk setiap pembayaran, tidak dilakukan otomatis, dan bukan syarat untuk menerima komisi, bonus, atau peringkat apa pun; (b) potongan diambil dari jumlah yang akan ditransfer setelah pemotongan pajak penghasilan menurut angka 5, sehingga nominal komisi dan bonus serta dasar pengenaan pajaknya tidak berubah; (c) nominal dipotong dari transfer Jumat terdekat yang mencukupi, dan rinciannya ditampilkan di kantor maya serta pada bukti pembayaran; (d) paling banyak satu periode Langganan dapat dibayar di muka; (e) bila Langganan itu dibatalkan sebelum transfer, potongan dibatalkan, dan bila sesudahnya, dana dikembalikan menurut Pasal 7; (f) Langganan yang dibayar dengan cara ini diperlakukan sama dengan Langganan yang dibayar melalui kanal resmi, termasuk dalam perhitungan Plan B; (g) cara ini hanya untuk Langganan milik Mitra PLS sendiri dan tidak dapat dipakai untuk membayar pembelian orang lain.</w:t>
+        <w:t xml:space="preserve"> Mitra PLS dapat membayar Langganannya sendiri dengan potongan dari komisi dan bonus yang sudah ditetapkan dan belum ditransfer. Ketentuannya: (a) potongan hanya dilakukan atas permintaan dan persetujuan tegas Mitra PLS untuk setiap pembayaran, tidak dilakukan otomatis, dan bukan syarat untuk menerima komisi, bonus, atau peringkat apa pun; (b) potongan diambil dari jumlah yang akan ditransfer setelah pemotongan pajak penghasilan menurut angka 5, sehingga nominal komisi dan bonus serta dasar pengenaan pajaknya tidak berubah; (c) nominal dipotong dari transfer Jumat terdekat yang mencukupi, dan rinciannya ditampilkan di kantor maya serta pada bukti pembayaran; (d) paling banyak satu periode Langganan dapat dibayar di muka; (e) bila Langganan itu dibatalkan sebelum transfer, potongan dibatalkan, dan bila sesudahnya, dana dikembalikan menurut Pasal 7; (f) Langganan yang dibayar dengan cara ini diperlakukan sama dengan Langganan yang dibayar melalui kanal resmi, termasuk dalam perhitungan Plan B; (g) cara ini hanya untuk Langganan milik Mitra PLS sendiri dan tidak dapat dipakai untuk membayar pembelian orang lain; (h) yang dapat dipakai hanya bonus yang aman, yaitu tidak termasuk bonus dari penjualan yang masih dalam masa pembatalan 14 hari, dan setelah dikurangi piutang penarikan bonus; bila tidak mencukupi, pembayaran dari bonus tidak dapat dilakukan, dan nilai transfer tidak pernah menjadi negatif.</w:t>
       </w:r>
     </w:p>
     <w:p>

--- a/docs/dokumen/Syarat_dan_Ketentuan_mitrans.id_v1.4.docx
+++ b/docs/dokumen/Syarat_dan_Ketentuan_mitrans.id_v1.4.docx
@@ -267,6 +267,17 @@
               <w:t xml:space="preserve"> (27 Oktober 2026): diselaraskan dengan Rencana Pemasaran v1.4. Lisensi berlaku tanpa batas waktu (lifetime) dan tidak perlu dibeli ulang, termasuk akses 30 hari sejak aktivasi; Langganan Rp399.000 ditagih pertama kali 30 hari setelah aktivasi, lalu setiap 30 hari (Pasal 2, 5, 6, dan 7). Jadwal pengingat tagihan diperinci (Pasal 6), dan Mitra PLS dapat membayar Langganannya sendiri dengan potongan bonus atas persetujuannya (Pasal 5 dan Pasal 21 angka 7). Sisa penarikan bonus dipotong dari hak lain lalu dihapus setelah 12 bulan (Pasal 7).</w:t>
             </w:r>
           </w:p>
+          <w:p>
+            <w:pPr>
+              <w:pStyle w:val="Normal"/>
+              <w:spacing w:before="0" w:after="80"/>
+              <w:rPr/>
+            </w:pPr>
+            <w:r>
+              <w:rPr/>
+              <w:t>Tambahan versi 1.4 (28 Oktober 2026): atlastrade.io menjadi situs resmi ketiga untuk pembelian, pembayaran, pembatalan, dan pengembalian dana Lisensi dan Langganan. Satu akun berlaku di mitrans.id, affiliatemarketing.network, dan atlastrade.io (Pasal 1, 2, 5, 7, dan 11).</w:t>
+            </w:r>
+          </w:p>
         </w:tc>
       </w:tr>
     </w:tbl>
@@ -299,7 +310,7 @@
       </w:pPr>
       <w:r>
         <w:rPr/>
-        <w:t>Selamat datang di mitrans.id. Syarat dan Ketentuan ini mengatur penggunaan situs mitrans.id dan affiliatemarketing.network, aplikasi, serta produk Mitrans-Astra yang diselenggarakan oleh PT MITRANS.</w:t>
+        <w:t>Selamat datang di mitrans.id. Syarat dan Ketentuan ini mengatur penggunaan situs mitrans.id, affiliatemarketing.network, dan atlastrade.io, aplikasi, serta produk Mitrans-Astra yang diselenggarakan oleh PT MITRANS.</w:t>
       </w:r>
     </w:p>
     <w:p>
@@ -576,7 +587,7 @@
                 <w:sz w:val="19"/>
                 <w:szCs w:val="19"/>
               </w:rPr>
-              <w:t>PT MITRANS [nama lengkap ●]</w:t>
+              <w:t>PT MITRANS [PT Mitra Transformasi Inteligensi, ejaan sesuai akta ●]</w:t>
             </w:r>
           </w:p>
         </w:tc>
@@ -747,7 +758,7 @@
                 <w:sz w:val="19"/>
                 <w:szCs w:val="19"/>
               </w:rPr>
-              <w:t>mitrans.id; affiliatemarketing.network (tautan rujukan dan halaman penawaran)</w:t>
+              <w:t>mitrans.id; affiliatemarketing.network (tautan rujukan dan halaman penawaran); atlastrade.io (pembelian dan pembayaran Lisensi dan Langganan, pembatalan, pengembalian dana, dan akses aplikasi). Ketiga situs dikelola Perusahaan dan memakai satu akun yang sama.</w:t>
             </w:r>
           </w:p>
         </w:tc>
@@ -1007,7 +1018,7 @@
       </w:r>
       <w:r>
         <w:rPr/>
-        <w:t xml:space="preserve"> adalah setiap orang yang menggunakan mitrans.id, affiliatemarketing.network, atau produk Mitrans-Astra.</w:t>
+        <w:t xml:space="preserve"> adalah setiap orang yang menggunakan mitrans.id, affiliatemarketing.network, atlastrade.io, atau produk Mitrans-Astra.</w:t>
       </w:r>
     </w:p>
     <w:p>
@@ -1523,7 +1534,7 @@
       </w:pPr>
       <w:r>
         <w:rPr/>
-        <w:t>Pembelian dilakukan melalui tautan rujukan Mitra PLS di affiliatemarketing.network.</w:t>
+        <w:t>Pembelian dilakukan melalui tautan rujukan Mitra PLS di affiliatemarketing.network. Pembelian dan pembayaran diselesaikan di halaman pembayaran atlastrade.io. Mitra PLS yang merujuk Anda tercatat otomatis dari tautan itu, sehingga Anda tidak perlu memasukkan kode rujukan atau mengisi data yang sama dua kali.</w:t>
       </w:r>
     </w:p>
     <w:p>
@@ -1545,7 +1556,7 @@
       </w:r>
       <w:r>
         <w:rPr/>
-        <w:t xml:space="preserve"> yang tertera di halaman pembayaran. Jangan membayar ke rekening pribadi siapa pun, termasuk Mitra PLS. Perusahaan tidak bertanggung jawab atas pembayaran ke rekening selain rekening resmi. Bagi Mitra PLS, Langganan miliknya sendiri juga dapat dibayar dengan potongan bonus menurut Pasal 21 angka 7.</w:t>
+        <w:t xml:space="preserve"> yang tertera di halaman pembayaran atlastrade.io. Jangan membayar ke rekening pribadi siapa pun, termasuk Mitra PLS. Perusahaan tidak bertanggung jawab atas pembayaran ke rekening selain rekening resmi. Bagi Mitra PLS, Langganan miliknya sendiri juga dapat dibayar dengan potongan bonus menurut Pasal 21 angka 7.</w:t>
       </w:r>
     </w:p>
     <w:p>
@@ -1788,7 +1799,7 @@
       </w:pPr>
       <w:r>
         <w:rPr/>
-        <w:t>Permohonan diajukan melalui akun atau layanan pelanggan. Dana dikembalikan ke rekening asal pembayaran paling lambat 14 hari kerja setelah permohonan lengkap.</w:t>
+        <w:t>Permohonan pembatalan dan pengembalian dana diajukan dan diproses melalui akun di atlastrade.io atau layanan pelanggan. Dana dikembalikan ke rekening asal pembayaran paling lambat 14 hari kerja setelah permohonan lengkap.</w:t>
       </w:r>
     </w:p>
     <w:p>
@@ -2335,7 +2346,7 @@
       </w:pPr>
       <w:r>
         <w:rPr/>
-        <w:t>instansi pemerintah bila diwajibkan oleh hukum;</w:t>
+        <w:t>mitrans.id, affiliatemarketing.network, dan atlastrade.io, yang seluruhnya dikelola Perusahaan, saling berbagi data akun, rujukan, dan transaksi sebatas yang diperlukan untuk akun bersama, pencatatan Sponsor, pemberian akses, serta perhitungan komisi dan bonus;</w:t>
       </w:r>
     </w:p>
     <w:p>
@@ -2350,7 +2361,7 @@
       </w:pPr>
       <w:r>
         <w:rPr/>
-        <w:t>Sponsor Anda, terbatas pada nama, status akun, tahap kelas, dan status pendampingan orientasi;</w:t>
+        <w:t>instansi pemerintah bila diwajibkan oleh hukum;</w:t>
       </w:r>
     </w:p>
     <w:p>
@@ -2365,25 +2376,22 @@
       </w:pPr>
       <w:r>
         <w:rPr/>
-        <w:t>Ylive Academy, terbatas pada data yang diperlukan untuk layanan e-book dan kelas, berdasarkan perjanjian berbagi data.</w:t>
+        <w:t>Sponsor Anda, terbatas pada nama, status akun, tahap kelas, dan status pendampingan orientasi;</w:t>
       </w:r>
     </w:p>
     <w:p>
       <w:pPr>
         <w:pStyle w:val="ListParagraph"/>
         <w:numPr>
-          <w:ilvl w:val="0"/>
+          <w:ilvl w:val="1"/>
           <w:numId w:val="172"/>
         </w:numPr>
         <w:spacing w:before="0" w:after="60"/>
         <w:rPr/>
       </w:pPr>
       <w:r>
-        <w:rPr>
-          <w:b/>
-          <w:bCs/>
-        </w:rPr>
-        <w:t>Kami tidak menjual data pribadi Anda.</w:t>
+        <w:rPr/>
+        <w:t>Ylive Academy, terbatas pada data yang diperlukan untuk layanan e-book dan kelas, berdasarkan perjanjian berbagi data.</w:t>
       </w:r>
     </w:p>
     <w:p>
@@ -2401,26 +2409,29 @@
           <w:b/>
           <w:bCs/>
         </w:rPr>
-        <w:t>Hak Anda</w:t>
-      </w:r>
-      <w:r>
-        <w:rPr/>
-        <w:t>, sesuai peraturan perundang-undangan:</w:t>
+        <w:t>Kami tidak menjual data pribadi Anda.</w:t>
       </w:r>
     </w:p>
     <w:p>
       <w:pPr>
         <w:pStyle w:val="ListParagraph"/>
         <w:numPr>
-          <w:ilvl w:val="1"/>
+          <w:ilvl w:val="0"/>
           <w:numId w:val="174"/>
         </w:numPr>
         <w:spacing w:before="0" w:after="60"/>
         <w:rPr/>
       </w:pPr>
       <w:r>
-        <w:rPr/>
-        <w:t>mengakses, memperbaiki, dan memperbarui data;</w:t>
+        <w:rPr>
+          <w:b/>
+          <w:bCs/>
+        </w:rPr>
+        <w:t>Hak Anda</w:t>
+      </w:r>
+      <w:r>
+        <w:rPr/>
+        <w:t>, sesuai peraturan perundang-undangan:</w:t>
       </w:r>
     </w:p>
     <w:p>
@@ -2435,7 +2446,7 @@
       </w:pPr>
       <w:r>
         <w:rPr/>
-        <w:t>meminta penghapusan data;</w:t>
+        <w:t>mengakses, memperbaiki, dan memperbarui data;</w:t>
       </w:r>
     </w:p>
     <w:p>
@@ -2450,7 +2461,7 @@
       </w:pPr>
       <w:r>
         <w:rPr/>
-        <w:t>menarik persetujuan;</w:t>
+        <w:t>meminta penghapusan data;</w:t>
       </w:r>
     </w:p>
     <w:p>
@@ -2465,7 +2476,7 @@
       </w:pPr>
       <w:r>
         <w:rPr/>
-        <w:t>meminta pembatasan pemrosesan;</w:t>
+        <w:t>menarik persetujuan;</w:t>
       </w:r>
     </w:p>
     <w:p>
@@ -2480,7 +2491,7 @@
       </w:pPr>
       <w:r>
         <w:rPr/>
-        <w:t>mengajukan keberatan.</w:t>
+        <w:t>meminta pembatasan pemrosesan;</w:t>
       </w:r>
     </w:p>
     <w:p>
@@ -2495,14 +2506,14 @@
       </w:pPr>
       <w:r>
         <w:rPr/>
-        <w:t>Permintaan diajukan melalui [surel pelindungan data ●].</w:t>
+        <w:t>mengajukan keberatan.</w:t>
       </w:r>
     </w:p>
     <w:p>
       <w:pPr>
         <w:pStyle w:val="ListParagraph"/>
         <w:numPr>
-          <w:ilvl w:val="0"/>
+          <w:ilvl w:val="1"/>
           <w:numId w:val="180"/>
         </w:numPr>
         <w:spacing w:before="0" w:after="60"/>
@@ -2510,7 +2521,7 @@
       </w:pPr>
       <w:r>
         <w:rPr/>
-        <w:t>Kami menyimpan data selama akun aktif dan selama diwajibkan oleh peraturan, misalnya untuk keperluan perpajakan. Setelah itu data dihapus atau dianonimkan.</w:t>
+        <w:t>Permintaan diajukan melalui [surel pelindungan data ●].</w:t>
       </w:r>
     </w:p>
     <w:p>
@@ -2525,17 +2536,7 @@
       </w:pPr>
       <w:r>
         <w:rPr/>
-        <w:t>Bila terjadi kegagalan pelindungan data pribadi, kami memberitahukannya kepada Anda dan instansi yang berwenang sesuai jangka waktu dalam peraturan perundang-undangan.</w:t>
-      </w:r>
-    </w:p>
-    <w:p>
-      <w:pPr>
-        <w:pStyle w:val="Heading2"/>
-        <w:rPr/>
-      </w:pPr>
-      <w:r>
-        <w:rPr/>
-        <w:t>12. Komunikasi</w:t>
+        <w:t>Kami menyimpan data selama akun aktif dan selama diwajibkan oleh peraturan, misalnya untuk keperluan perpajakan. Setelah itu data dihapus atau dianonimkan.</w:t>
       </w:r>
     </w:p>
     <w:p>
@@ -2550,7 +2551,17 @@
       </w:pPr>
       <w:r>
         <w:rPr/>
-        <w:t>Kami mengirimkan pemberitahuan penting tentang akun, tagihan, dan perubahan ketentuan melalui surel, aplikasi, atau WhatsApp.</w:t>
+        <w:t>Bila terjadi kegagalan pelindungan data pribadi, kami memberitahukannya kepada Anda dan instansi yang berwenang sesuai jangka waktu dalam peraturan perundang-undangan.</w:t>
+      </w:r>
+    </w:p>
+    <w:p>
+      <w:pPr>
+        <w:pStyle w:val="Heading2"/>
+        <w:rPr/>
+      </w:pPr>
+      <w:r>
+        <w:rPr/>
+        <w:t>12. Komunikasi</w:t>
       </w:r>
     </w:p>
     <w:p>
@@ -2565,17 +2576,7 @@
       </w:pPr>
       <w:r>
         <w:rPr/>
-        <w:t>Pesan promosi hanya dikirim dengan persetujuan Anda. Anda dapat berhenti menerimanya kapan saja dengan membalas "BERHENTI" atau melalui pengaturan akun.</w:t>
-      </w:r>
-    </w:p>
-    <w:p>
-      <w:pPr>
-        <w:pStyle w:val="Heading2"/>
-        <w:rPr/>
-      </w:pPr>
-      <w:r>
-        <w:rPr/>
-        <w:t>13. Ketersediaan layanan</w:t>
+        <w:t>Kami mengirimkan pemberitahuan penting tentang akun, tagihan, dan perubahan ketentuan melalui surel, aplikasi, atau WhatsApp.</w:t>
       </w:r>
     </w:p>
     <w:p>
@@ -2590,7 +2591,17 @@
       </w:pPr>
       <w:r>
         <w:rPr/>
-        <w:t>Kami berupaya agar Platform tersedia setiap saat. Pemeliharaan terjadwal diumumkan sebelumnya.</w:t>
+        <w:t>Pesan promosi hanya dikirim dengan persetujuan Anda. Anda dapat berhenti menerimanya kapan saja dengan membalas "BERHENTI" atau melalui pengaturan akun.</w:t>
+      </w:r>
+    </w:p>
+    <w:p>
+      <w:pPr>
+        <w:pStyle w:val="Heading2"/>
+        <w:rPr/>
+      </w:pPr>
+      <w:r>
+        <w:rPr/>
+        <w:t>13. Ketersediaan layanan</w:t>
       </w:r>
     </w:p>
     <w:p>
@@ -2605,17 +2616,7 @@
       </w:pPr>
       <w:r>
         <w:rPr/>
-        <w:t>Bila Platform tidak dapat digunakan lebih dari 24 jam berturut-turut karena kesalahan kami, masa akses Anda diperpanjang sepanjang lamanya gangguan.</w:t>
-      </w:r>
-    </w:p>
-    <w:p>
-      <w:pPr>
-        <w:pStyle w:val="Heading2"/>
-        <w:rPr/>
-      </w:pPr>
-      <w:r>
-        <w:rPr/>
-        <w:t>14. Batas tanggung jawab</w:t>
+        <w:t>Kami berupaya agar Platform tersedia setiap saat. Pemeliharaan terjadwal diumumkan sebelumnya.</w:t>
       </w:r>
     </w:p>
     <w:p>
@@ -2630,7 +2631,17 @@
       </w:pPr>
       <w:r>
         <w:rPr/>
-        <w:t>Perusahaan bertanggung jawab atas kerugian yang timbul karena kesalahan atau kelalaian Perusahaan, sesuai peraturan perundang-undangan.</w:t>
+        <w:t>Bila Platform tidak dapat digunakan lebih dari 24 jam berturut-turut karena kesalahan kami, masa akses Anda diperpanjang sepanjang lamanya gangguan.</w:t>
+      </w:r>
+    </w:p>
+    <w:p>
+      <w:pPr>
+        <w:pStyle w:val="Heading2"/>
+        <w:rPr/>
+      </w:pPr>
+      <w:r>
+        <w:rPr/>
+        <w:t>14. Batas tanggung jawab</w:t>
       </w:r>
     </w:p>
     <w:p>
@@ -2645,14 +2656,14 @@
       </w:pPr>
       <w:r>
         <w:rPr/>
-        <w:t>Perusahaan tidak bertanggung jawab atas:</w:t>
+        <w:t>Perusahaan bertanggung jawab atas kerugian yang timbul karena kesalahan atau kelalaian Perusahaan, sesuai peraturan perundang-undangan.</w:t>
       </w:r>
     </w:p>
     <w:p>
       <w:pPr>
         <w:pStyle w:val="ListParagraph"/>
         <w:numPr>
-          <w:ilvl w:val="1"/>
+          <w:ilvl w:val="0"/>
           <w:numId w:val="188"/>
         </w:numPr>
         <w:spacing w:before="0" w:after="60"/>
@@ -2660,7 +2671,7 @@
       </w:pPr>
       <w:r>
         <w:rPr/>
-        <w:t>hasil keputusan investasi yang Anda ambil sendiri;</w:t>
+        <w:t>Perusahaan tidak bertanggung jawab atas:</w:t>
       </w:r>
     </w:p>
     <w:p>
@@ -2675,7 +2686,7 @@
       </w:pPr>
       <w:r>
         <w:rPr/>
-        <w:t>kerugian karena Anda membagikan kata sandi atau OTP;</w:t>
+        <w:t>hasil keputusan investasi yang Anda ambil sendiri;</w:t>
       </w:r>
     </w:p>
     <w:p>
@@ -2690,7 +2701,7 @@
       </w:pPr>
       <w:r>
         <w:rPr/>
-        <w:t>kerugian karena pembayaran ke rekening selain rekening resmi;</w:t>
+        <w:t>kerugian karena Anda membagikan kata sandi atau OTP;</w:t>
       </w:r>
     </w:p>
     <w:p>
@@ -2705,14 +2716,14 @@
       </w:pPr>
       <w:r>
         <w:rPr/>
-        <w:t>kerugian karena keterangan Mitra PLS yang bertentangan dengan dokumen resmi Perusahaan. Dalam hal ini Perusahaan tetap menindak Mitra PLS tersebut dan membantu penyelesaiannya sesuai Kode Etik.</w:t>
+        <w:t>kerugian karena pembayaran ke rekening selain rekening resmi;</w:t>
       </w:r>
     </w:p>
     <w:p>
       <w:pPr>
         <w:pStyle w:val="ListParagraph"/>
         <w:numPr>
-          <w:ilvl w:val="0"/>
+          <w:ilvl w:val="1"/>
           <w:numId w:val="192"/>
         </w:numPr>
         <w:spacing w:before="0" w:after="60"/>
@@ -2720,28 +2731,7 @@
       </w:pPr>
       <w:r>
         <w:rPr/>
-        <w:t>Ketentuan ini tidak membatasi hak Anda sebagai konsumen menurut Undang-Undang Nomor 8 Tahun 1999 tentang Perlindungan Konsumen.</w:t>
-      </w:r>
-    </w:p>
-    <w:p>
-      <w:pPr>
-        <w:pStyle w:val="Heading2"/>
-        <w:rPr/>
-      </w:pPr>
-      <w:r>
-        <w:rPr/>
-        <w:t>15. Keadaan kahar</w:t>
-      </w:r>
-    </w:p>
-    <w:p>
-      <w:pPr>
-        <w:pStyle w:val="Normal"/>
-        <w:spacing w:before="0" w:after="120"/>
-        <w:rPr/>
-      </w:pPr>
-      <w:r>
-        <w:rPr/>
-        <w:t>Perusahaan tidak dianggap lalai bila kewajibannya terhambat oleh keadaan di luar kendali yang wajar, misalnya:</w:t>
+        <w:t>kerugian karena keterangan Mitra PLS yang bertentangan dengan dokumen resmi Perusahaan. Dalam hal ini Perusahaan tetap menindak Mitra PLS tersebut dan membantu penyelesaiannya sesuai Kode Etik.</w:t>
       </w:r>
     </w:p>
     <w:p>
@@ -2756,7 +2746,28 @@
       </w:pPr>
       <w:r>
         <w:rPr/>
-        <w:t>bencana alam;</w:t>
+        <w:t>Ketentuan ini tidak membatasi hak Anda sebagai konsumen menurut Undang-Undang Nomor 8 Tahun 1999 tentang Perlindungan Konsumen.</w:t>
+      </w:r>
+    </w:p>
+    <w:p>
+      <w:pPr>
+        <w:pStyle w:val="Heading2"/>
+        <w:rPr/>
+      </w:pPr>
+      <w:r>
+        <w:rPr/>
+        <w:t>15. Keadaan kahar</w:t>
+      </w:r>
+    </w:p>
+    <w:p>
+      <w:pPr>
+        <w:pStyle w:val="Normal"/>
+        <w:spacing w:before="0" w:after="120"/>
+        <w:rPr/>
+      </w:pPr>
+      <w:r>
+        <w:rPr/>
+        <w:t>Perusahaan tidak dianggap lalai bila kewajibannya terhambat oleh keadaan di luar kendali yang wajar, misalnya:</w:t>
       </w:r>
     </w:p>
     <w:p>
@@ -2771,7 +2782,7 @@
       </w:pPr>
       <w:r>
         <w:rPr/>
-        <w:t>gangguan jaringan nasional;</w:t>
+        <w:t>bencana alam;</w:t>
       </w:r>
     </w:p>
     <w:p>
@@ -2786,7 +2797,7 @@
       </w:pPr>
       <w:r>
         <w:rPr/>
-        <w:t>kebijakan pemerintah;</w:t>
+        <w:t>gangguan jaringan nasional;</w:t>
       </w:r>
     </w:p>
     <w:p>
@@ -2801,28 +2812,7 @@
       </w:pPr>
       <w:r>
         <w:rPr/>
-        <w:t>gangguan bursa atau penyedia data.</w:t>
-      </w:r>
-    </w:p>
-    <w:p>
-      <w:pPr>
-        <w:pStyle w:val="Normal"/>
-        <w:spacing w:before="0" w:after="120"/>
-        <w:rPr/>
-      </w:pPr>
-      <w:r>
-        <w:rPr/>
-        <w:t>Kami akan memberitahukan keadaan tersebut dan memulihkan layanan secepatnya.</w:t>
-      </w:r>
-    </w:p>
-    <w:p>
-      <w:pPr>
-        <w:pStyle w:val="Heading2"/>
-        <w:rPr/>
-      </w:pPr>
-      <w:r>
-        <w:rPr/>
-        <w:t>16. Perubahan ketentuan</w:t>
+        <w:t>kebijakan pemerintah;</w:t>
       </w:r>
     </w:p>
     <w:p>
@@ -2837,7 +2827,28 @@
       </w:pPr>
       <w:r>
         <w:rPr/>
-        <w:t>Perubahan Syarat dan Ketentuan diberitahukan paling lambat 14 hari sebelum berlaku. Perubahan yang menyangkut Mitra PLS diberitahukan 30 hari sebelumnya.</w:t>
+        <w:t>gangguan bursa atau penyedia data.</w:t>
+      </w:r>
+    </w:p>
+    <w:p>
+      <w:pPr>
+        <w:pStyle w:val="Normal"/>
+        <w:spacing w:before="0" w:after="120"/>
+        <w:rPr/>
+      </w:pPr>
+      <w:r>
+        <w:rPr/>
+        <w:t>Kami akan memberitahukan keadaan tersebut dan memulihkan layanan secepatnya.</w:t>
+      </w:r>
+    </w:p>
+    <w:p>
+      <w:pPr>
+        <w:pStyle w:val="Heading2"/>
+        <w:rPr/>
+      </w:pPr>
+      <w:r>
+        <w:rPr/>
+        <w:t>16. Perubahan ketentuan</w:t>
       </w:r>
     </w:p>
     <w:p>
@@ -2852,7 +2863,7 @@
       </w:pPr>
       <w:r>
         <w:rPr/>
-        <w:t>Bila Anda tidak menyetujui perubahan, Anda dapat menghentikan Langganan atau mengundurkan diri sebelum perubahan berlaku, tanpa denda.</w:t>
+        <w:t>Perubahan Syarat dan Ketentuan diberitahukan paling lambat 14 hari sebelum berlaku. Perubahan yang menyangkut Mitra PLS diberitahukan 30 hari sebelumnya.</w:t>
       </w:r>
     </w:p>
     <w:p>
@@ -2867,17 +2878,7 @@
       </w:pPr>
       <w:r>
         <w:rPr/>
-        <w:t>Perubahan tidak berlaku surut dan tidak mengurangi hak yang sudah timbul.</w:t>
-      </w:r>
-    </w:p>
-    <w:p>
-      <w:pPr>
-        <w:pStyle w:val="Heading2"/>
-        <w:rPr/>
-      </w:pPr>
-      <w:r>
-        <w:rPr/>
-        <w:t>17. Hukum yang berlaku dan penyelesaian sengketa</w:t>
+        <w:t>Bila Anda tidak menyetujui perubahan, Anda dapat menghentikan Langganan atau mengundurkan diri sebelum perubahan berlaku, tanpa denda.</w:t>
       </w:r>
     </w:p>
     <w:p>
@@ -2892,7 +2893,17 @@
       </w:pPr>
       <w:r>
         <w:rPr/>
-        <w:t>Ketentuan ini tunduk pada hukum Republik Indonesia dan dibuat dalam Bahasa Indonesia.</w:t>
+        <w:t>Perubahan tidak berlaku surut dan tidak mengurangi hak yang sudah timbul.</w:t>
+      </w:r>
+    </w:p>
+    <w:p>
+      <w:pPr>
+        <w:pStyle w:val="Heading2"/>
+        <w:rPr/>
+      </w:pPr>
+      <w:r>
+        <w:rPr/>
+        <w:t>17. Hukum yang berlaku dan penyelesaian sengketa</w:t>
       </w:r>
     </w:p>
     <w:p>
@@ -2907,7 +2918,7 @@
       </w:pPr>
       <w:r>
         <w:rPr/>
-        <w:t>Sengketa diselesaikan lebih dulu secara musyawarah melalui layanan pengaduan dalam 30 hari.</w:t>
+        <w:t>Ketentuan ini tunduk pada hukum Republik Indonesia dan dibuat dalam Bahasa Indonesia.</w:t>
       </w:r>
     </w:p>
     <w:p>
@@ -2922,74 +2933,7 @@
       </w:pPr>
       <w:r>
         <w:rPr/>
-        <w:t>Bila tidak tercapai kesepakatan, Anda dapat menempuh penyelesaian melalui Badan Penyelesaian Sengketa Konsumen (BPSK) atau pengadilan yang berwenang. Bagi Mitra PLS, penyelesaian mengikuti Kode Etik Bab VII.</w:t>
-      </w:r>
-    </w:p>
-    <w:p>
-      <w:pPr>
-        <w:pStyle w:val="Heading2"/>
-        <w:rPr/>
-      </w:pPr>
-      <w:r>
-        <w:rPr/>
-        <w:t>18. Pengaduan</w:t>
-      </w:r>
-    </w:p>
-    <w:p>
-      <w:pPr>
-        <w:pStyle w:val="Normal"/>
-        <w:spacing w:before="0" w:after="120"/>
-        <w:rPr/>
-      </w:pPr>
-      <w:r>
-        <w:rPr/>
-        <w:t>Pengaduan dapat disampaikan melalui [telepon/WhatsApp ●], [surel ●], atau formulir di mitrans.id. Kami menanggapi paling lambat 3 hari kerja dan memberi penyelesaian paling lambat 14 hari kerja.</w:t>
-      </w:r>
-      <w:r>
-        <w:br w:type="page"/>
-      </w:r>
-    </w:p>
-    <w:p>
-      <w:pPr>
-        <w:pStyle w:val="Heading1"/>
-        <w:spacing w:before="0" w:after="200"/>
-        <w:rPr/>
-      </w:pPr>
-      <w:r>
-        <w:rPr/>
-        <w:t>Bagian B. Ketentuan Kemitraan</w:t>
-      </w:r>
-    </w:p>
-    <w:p>
-      <w:pPr>
-        <w:pStyle w:val="Normal"/>
-        <w:spacing w:before="0" w:after="120"/>
-        <w:rPr/>
-      </w:pPr>
-      <w:r>
-        <w:rPr/>
-        <w:t xml:space="preserve">Bagian ini berlaku tambahan bagi Pengguna yang mendaftar sebagai Mitra PLS. Bagian ini merupakan </w:t>
-      </w:r>
-      <w:r>
-        <w:rPr>
-          <w:b/>
-          <w:bCs/>
-        </w:rPr>
-        <w:t>perjanjian tertulis</w:t>
-      </w:r>
-      <w:r>
-        <w:rPr/>
-        <w:t xml:space="preserve"> antara Perusahaan dan Mitra PLS, dan menjadi satu kesatuan dengan Rencana Pemasaran dan Kode Etik.</w:t>
-      </w:r>
-    </w:p>
-    <w:p>
-      <w:pPr>
-        <w:pStyle w:val="Heading2"/>
-        <w:rPr/>
-      </w:pPr>
-      <w:r>
-        <w:rPr/>
-        <w:t>19. Kedudukan Mitra PLS</w:t>
+        <w:t>Sengketa diselesaikan lebih dulu secara musyawarah melalui layanan pengaduan dalam 30 hari.</w:t>
       </w:r>
     </w:p>
     <w:p>
@@ -3004,18 +2948,74 @@
       </w:pPr>
       <w:r>
         <w:rPr/>
-        <w:t xml:space="preserve">Mitra PLS adalah pelaku usaha mandiri. Mitra PLS </w:t>
+        <w:t>Bila tidak tercapai kesepakatan, Anda dapat menempuh penyelesaian melalui Badan Penyelesaian Sengketa Konsumen (BPSK) atau pengadilan yang berwenang. Bagi Mitra PLS, penyelesaian mengikuti Kode Etik Bab VII.</w:t>
+      </w:r>
+    </w:p>
+    <w:p>
+      <w:pPr>
+        <w:pStyle w:val="Heading2"/>
+        <w:rPr/>
+      </w:pPr>
+      <w:r>
+        <w:rPr/>
+        <w:t>18. Pengaduan</w:t>
+      </w:r>
+    </w:p>
+    <w:p>
+      <w:pPr>
+        <w:pStyle w:val="Normal"/>
+        <w:spacing w:before="0" w:after="120"/>
+        <w:rPr/>
+      </w:pPr>
+      <w:r>
+        <w:rPr/>
+        <w:t>Pengaduan dapat disampaikan melalui [telepon/WhatsApp ●], [surel ●], atau formulir di mitrans.id. Kami menanggapi paling lambat 3 hari kerja dan memberi penyelesaian paling lambat 14 hari kerja.</w:t>
+      </w:r>
+      <w:r>
+        <w:br w:type="page"/>
+      </w:r>
+    </w:p>
+    <w:p>
+      <w:pPr>
+        <w:pStyle w:val="Heading1"/>
+        <w:spacing w:before="0" w:after="200"/>
+        <w:rPr/>
+      </w:pPr>
+      <w:r>
+        <w:rPr/>
+        <w:t>Bagian B. Ketentuan Kemitraan</w:t>
+      </w:r>
+    </w:p>
+    <w:p>
+      <w:pPr>
+        <w:pStyle w:val="Normal"/>
+        <w:spacing w:before="0" w:after="120"/>
+        <w:rPr/>
+      </w:pPr>
+      <w:r>
+        <w:rPr/>
+        <w:t xml:space="preserve">Bagian ini berlaku tambahan bagi Pengguna yang mendaftar sebagai Mitra PLS. Bagian ini merupakan </w:t>
       </w:r>
       <w:r>
         <w:rPr>
           <w:b/>
           <w:bCs/>
         </w:rPr>
-        <w:t>bukan karyawan, agen, atau kuasa</w:t>
-      </w:r>
-      <w:r>
-        <w:rPr/>
-        <w:t xml:space="preserve"> Perusahaan.</w:t>
+        <w:t>perjanjian tertulis</w:t>
+      </w:r>
+      <w:r>
+        <w:rPr/>
+        <w:t xml:space="preserve"> antara Perusahaan dan Mitra PLS, dan menjadi satu kesatuan dengan Rencana Pemasaran dan Kode Etik.</w:t>
+      </w:r>
+    </w:p>
+    <w:p>
+      <w:pPr>
+        <w:pStyle w:val="Heading2"/>
+        <w:rPr/>
+      </w:pPr>
+      <w:r>
+        <w:rPr/>
+        <w:t>19. Kedudukan Mitra PLS</w:t>
       </w:r>
     </w:p>
     <w:p>
@@ -3030,17 +3030,18 @@
       </w:pPr>
       <w:r>
         <w:rPr/>
-        <w:t>Mitra PLS tidak berhak membuat perjanjian atau menerima pembayaran atas nama Perusahaan.</w:t>
-      </w:r>
-    </w:p>
-    <w:p>
-      <w:pPr>
-        <w:pStyle w:val="Heading2"/>
-        <w:rPr/>
-      </w:pPr>
-      <w:r>
-        <w:rPr/>
-        <w:t>20. Pendaftaran</w:t>
+        <w:t xml:space="preserve">Mitra PLS adalah pelaku usaha mandiri. Mitra PLS </w:t>
+      </w:r>
+      <w:r>
+        <w:rPr>
+          <w:b/>
+          <w:bCs/>
+        </w:rPr>
+        <w:t>bukan karyawan, agen, atau kuasa</w:t>
+      </w:r>
+      <w:r>
+        <w:rPr/>
+        <w:t xml:space="preserve"> Perusahaan.</w:t>
       </w:r>
     </w:p>
     <w:p>
@@ -3054,11 +3055,18 @@
         <w:rPr/>
       </w:pPr>
       <w:r>
-        <w:rPr>
-          <w:b/>
-          <w:bCs/>
-        </w:rPr>
-        <w:t>Pendaftaran Mitra PLS tidak dipungut biaya dan tidak mewajibkan pembelian produk apa pun.</w:t>
+        <w:rPr/>
+        <w:t>Mitra PLS tidak berhak membuat perjanjian atau menerima pembayaran atas nama Perusahaan.</w:t>
+      </w:r>
+    </w:p>
+    <w:p>
+      <w:pPr>
+        <w:pStyle w:val="Heading2"/>
+        <w:rPr/>
+      </w:pPr>
+      <w:r>
+        <w:rPr/>
+        <w:t>20. Pendaftaran</w:t>
       </w:r>
     </w:p>
     <w:p>
@@ -3072,8 +3080,11 @@
         <w:rPr/>
       </w:pPr>
       <w:r>
-        <w:rPr/>
-        <w:t>Sebelum mendaftar, Mitra PLS telah menerima dan membaca Rencana Pemasaran, Kode Etik, dan ketentuan ini.</w:t>
+        <w:rPr>
+          <w:b/>
+          <w:bCs/>
+        </w:rPr>
+        <w:t>Pendaftaran Mitra PLS tidak dipungut biaya dan tidak mewajibkan pembelian produk apa pun.</w:t>
       </w:r>
     </w:p>
     <w:p>
@@ -3088,7 +3099,7 @@
       </w:pPr>
       <w:r>
         <w:rPr/>
-        <w:t>Mitra PLS baru memiliki masa pertimbangan 10 hari kerja (Pasal 7 angka 2).</w:t>
+        <w:t>Sebelum mendaftar, Mitra PLS telah menerima dan membaca Rencana Pemasaran, Kode Etik, dan ketentuan ini.</w:t>
       </w:r>
     </w:p>
     <w:p>
@@ -3103,7 +3114,7 @@
       </w:pPr>
       <w:r>
         <w:rPr/>
-        <w:t>Posisi dalam jaringan biner diberikan saat Mitra PLS mengaktifkan Lisensi pertamanya, atau melalui konversi Lisensi Pelanggan paling lambat 60 hari sejak pembelian, sesuai Rencana Pemasaran bagian 5.4 dan 5.5.</w:t>
+        <w:t>Mitra PLS baru memiliki masa pertimbangan 10 hari kerja (Pasal 7 angka 2).</w:t>
       </w:r>
     </w:p>
     <w:p>
@@ -3118,7 +3129,7 @@
       </w:pPr>
       <w:r>
         <w:rPr/>
-        <w:t>Posisi jaringan ditempatkan otomatis oleh sistem di bawah posisi Sponsor, pada kaki yang jumlah Lisensinya lebih sedikit, di ujung terluar kaki itu. Bila Sponsor belum memegang Lisensi, posisi ditempatkan di bawah posisi terdekat pada garis Sponsor-nya (Rencana Pemasaran Bab 4 dan bagian 5.4).</w:t>
+        <w:t>Posisi dalam jaringan biner diberikan saat Mitra PLS mengaktifkan Lisensi pertamanya, atau melalui konversi Lisensi Pelanggan paling lambat 60 hari sejak pembelian, sesuai Rencana Pemasaran bagian 5.4 dan 5.5.</w:t>
       </w:r>
     </w:p>
     <w:p>
@@ -3133,17 +3144,7 @@
       </w:pPr>
       <w:r>
         <w:rPr/>
-        <w:t>Tautan rujukan aktif setelah Mitra PLS lulus kuis singkat tentang Kode Etik, tanpa biaya.</w:t>
-      </w:r>
-    </w:p>
-    <w:p>
-      <w:pPr>
-        <w:pStyle w:val="Heading2"/>
-        <w:rPr/>
-      </w:pPr>
-      <w:r>
-        <w:rPr/>
-        <w:t>21. Komisi dan bonus</w:t>
+        <w:t>Posisi jaringan ditempatkan otomatis oleh sistem di bawah posisi Sponsor, pada kaki yang jumlah Lisensinya lebih sedikit, di ujung terluar kaki itu. Bila Sponsor belum memegang Lisensi, posisi ditempatkan di bawah posisi terdekat pada garis Sponsor-nya (Rencana Pemasaran Bab 4 dan bagian 5.4).</w:t>
       </w:r>
     </w:p>
     <w:p>
@@ -3158,18 +3159,17 @@
       </w:pPr>
       <w:r>
         <w:rPr/>
-        <w:t xml:space="preserve">Komisi dan bonus dihitung dan dibayarkan </w:t>
-      </w:r>
-      <w:r>
-        <w:rPr>
-          <w:b/>
-          <w:bCs/>
-        </w:rPr>
-        <w:t>hanya</w:t>
-      </w:r>
-      <w:r>
-        <w:rPr/>
-        <w:t xml:space="preserve"> menurut Rencana Pemasaran yang berlaku.</w:t>
+        <w:t>Tautan rujukan aktif setelah Mitra PLS lulus kuis singkat tentang Kode Etik, tanpa biaya.</w:t>
+      </w:r>
+    </w:p>
+    <w:p>
+      <w:pPr>
+        <w:pStyle w:val="Heading2"/>
+        <w:rPr/>
+      </w:pPr>
+      <w:r>
+        <w:rPr/>
+        <w:t>21. Komisi dan bonus</w:t>
       </w:r>
     </w:p>
     <w:p>
@@ -3184,7 +3184,18 @@
       </w:pPr>
       <w:r>
         <w:rPr/>
-        <w:t>Komisi dan bonus berasal dari penjualan Lisensi dan Langganan kepada pemakai. Tidak ada komisi atau bonus dari pendaftaran atau perekrutan.</w:t>
+        <w:t xml:space="preserve">Komisi dan bonus dihitung dan dibayarkan </w:t>
+      </w:r>
+      <w:r>
+        <w:rPr>
+          <w:b/>
+          <w:bCs/>
+        </w:rPr>
+        <w:t>hanya</w:t>
+      </w:r>
+      <w:r>
+        <w:rPr/>
+        <w:t xml:space="preserve"> menurut Rencana Pemasaran yang berlaku.</w:t>
       </w:r>
     </w:p>
     <w:p>
@@ -3198,15 +3209,8 @@
         <w:rPr/>
       </w:pPr>
       <w:r>
-        <w:rPr>
-          <w:b/>
-          <w:bCs/>
-        </w:rPr>
-        <w:t>Penghasilan tidak dijamin.</w:t>
-      </w:r>
-      <w:r>
-        <w:rPr/>
-        <w:t xml:space="preserve"> Besarnya bergantung pada penjualan dan pembinaan yang dilakukan Mitra PLS sendiri. Perusahaan menerbitkan pengungkapan penghasilan Mitra PLS setiap tahun.</w:t>
+        <w:rPr/>
+        <w:t>Komisi dan bonus berasal dari penjualan Lisensi dan Langganan kepada pemakai. Tidak ada komisi atau bonus dari pendaftaran atau perekrutan.</w:t>
       </w:r>
     </w:p>
     <w:p>
@@ -3220,15 +3224,22 @@
         <w:rPr/>
       </w:pPr>
       <w:r>
-        <w:rPr/>
-        <w:t>Pembayaran:</w:t>
+        <w:rPr>
+          <w:b/>
+          <w:bCs/>
+        </w:rPr>
+        <w:t>Penghasilan tidak dijamin.</w:t>
+      </w:r>
+      <w:r>
+        <w:rPr/>
+        <w:t xml:space="preserve"> Besarnya bergantung pada penjualan dan pembinaan yang dilakukan Mitra PLS sendiri. Perusahaan menerbitkan pengungkapan penghasilan Mitra PLS setiap tahun.</w:t>
       </w:r>
     </w:p>
     <w:p>
       <w:pPr>
         <w:pStyle w:val="ListParagraph"/>
         <w:numPr>
-          <w:ilvl w:val="1"/>
+          <w:ilvl w:val="0"/>
           <w:numId w:val="215"/>
         </w:numPr>
         <w:spacing w:before="0" w:after="60"/>
@@ -3236,7 +3247,7 @@
       </w:pPr>
       <w:r>
         <w:rPr/>
-        <w:t>dilakukan setiap Jumat dan pada tutup bulan menurut jadwal di Rencana Pemasaran Bab 11. Bonus Level, Pasangan, dan Pembinaan dibayar setiap Jumat sebagai uang muka 80%; sisa 20% dibayar setelah tutup bulan sesuai faktor plafon, dan kelebihan uang muka dipotong dari pembayaran berikutnya;</w:t>
+        <w:t>Pembayaran:</w:t>
       </w:r>
     </w:p>
     <w:p>
@@ -3251,14 +3262,14 @@
       </w:pPr>
       <w:r>
         <w:rPr/>
-        <w:t>ditransfer ke rekening atas nama Mitra PLS.</w:t>
+        <w:t>dilakukan setiap Jumat dan pada tutup bulan menurut jadwal di Rencana Pemasaran Bab 11. Bonus Level, Pasangan, dan Pembinaan dibayar setiap Jumat sebagai uang muka 80%; sisa 20% dibayar setelah tutup bulan sesuai faktor plafon, dan kelebihan uang muka dipotong dari pembayaran berikutnya;</w:t>
       </w:r>
     </w:p>
     <w:p>
       <w:pPr>
         <w:pStyle w:val="ListParagraph"/>
         <w:numPr>
-          <w:ilvl w:val="0"/>
+          <w:ilvl w:val="1"/>
           <w:numId w:val="217"/>
         </w:numPr>
         <w:spacing w:before="0" w:after="60"/>
@@ -3266,7 +3277,7 @@
       </w:pPr>
       <w:r>
         <w:rPr/>
-        <w:t>Perusahaan memotong pajak penghasilan atas komisi dan bonus sesuai ketentuan perpajakan dan menerbitkan bukti potong. Mitra PLS bertanggung jawab atas kewajiban pajak lainnya.</w:t>
+        <w:t>ditransfer ke rekening atas nama Mitra PLS.</w:t>
       </w:r>
     </w:p>
     <w:p>
@@ -3281,7 +3292,7 @@
       </w:pPr>
       <w:r>
         <w:rPr/>
-        <w:t>Mitra PLS dapat mengajukan keberatan atas perhitungan komisi dan bonus dalam 30 hari setelah pembayaran. Perusahaan menjawab paling lambat 14 hari kerja.</w:t>
+        <w:t>Perusahaan memotong pajak penghasilan atas komisi dan bonus sesuai ketentuan perpajakan dan menerbitkan bukti potong. Mitra PLS bertanggung jawab atas kewajiban pajak lainnya.</w:t>
       </w:r>
     </w:p>
     <w:p>
@@ -3295,36 +3306,8 @@
         <w:rPr/>
       </w:pPr>
       <w:r>
-        <w:rPr>
-          <w:b/>
-          <w:bCs/>
-        </w:rPr>
-        <w:t>Pembayaran Langganan dari bonus (potong bonus).</w:t>
-      </w:r>
-      <w:r>
-        <w:rPr/>
-        <w:t xml:space="preserve"> Mitra PLS dapat membayar Langganannya sendiri dengan potongan dari komisi dan bonus yang sudah ditetapkan dan belum ditransfer. Ketentuannya: (a) potongan hanya dilakukan atas permintaan dan persetujuan tegas Mitra PLS untuk setiap pembayaran, tidak dilakukan otomatis, dan bukan syarat untuk menerima komisi, bonus, atau peringkat apa pun; (b) potongan diambil dari jumlah yang akan ditransfer setelah pemotongan pajak penghasilan menurut angka 5, sehingga nominal komisi dan bonus serta dasar pengenaan pajaknya tidak berubah; (c) nominal dipotong dari transfer Jumat terdekat yang mencukupi, dan rinciannya ditampilkan di kantor maya serta pada bukti pembayaran; (d) paling banyak satu periode Langganan dapat dibayar di muka; (e) bila Langganan itu dibatalkan sebelum transfer, potongan dibatalkan, dan bila sesudahnya, dana dikembalikan menurut Pasal 7; (f) Langganan yang dibayar dengan cara ini diperlakukan sama dengan Langganan yang dibayar melalui kanal resmi, termasuk dalam perhitungan Plan B; (g) cara ini hanya untuk Langganan milik Mitra PLS sendiri dan tidak dapat dipakai untuk membayar pembelian orang lain; (h) yang dapat dipakai hanya bonus yang aman, yaitu tidak termasuk bonus dari penjualan yang masih dalam masa pembatalan 14 hari, dan setelah dikurangi piutang penarikan bonus; bila tidak mencukupi, pembayaran dari bonus tidak dapat dilakukan, dan nilai transfer tidak pernah menjadi negatif.</w:t>
-      </w:r>
-    </w:p>
-    <w:p>
-      <w:pPr>
-        <w:pStyle w:val="Heading2"/>
-        <w:rPr/>
-      </w:pPr>
-      <w:r>
-        <w:rPr/>
-        <w:t>22. Kewajiban dan larangan Mitra PLS</w:t>
-      </w:r>
-    </w:p>
-    <w:p>
-      <w:pPr>
-        <w:pStyle w:val="Normal"/>
-        <w:spacing w:before="0" w:after="120"/>
-        <w:rPr/>
-      </w:pPr>
-      <w:r>
-        <w:rPr/>
-        <w:t>Mitra PLS wajib mematuhi Kode Etik, terutama:</w:t>
+        <w:rPr/>
+        <w:t>Mitra PLS dapat mengajukan keberatan atas perhitungan komisi dan bonus dalam 30 hari setelah pembayaran. Perusahaan menjawab paling lambat 14 hari kerja.</w:t>
       </w:r>
     </w:p>
     <w:p>
@@ -3338,8 +3321,36 @@
         <w:rPr/>
       </w:pPr>
       <w:r>
-        <w:rPr/>
-        <w:t>menjelaskan produk sebagai alat analisis dan edukasi, bukan produk investasi;</w:t>
+        <w:rPr>
+          <w:b/>
+          <w:bCs/>
+        </w:rPr>
+        <w:t>Pembayaran Langganan dari bonus (potong bonus).</w:t>
+      </w:r>
+      <w:r>
+        <w:rPr/>
+        <w:t xml:space="preserve"> Mitra PLS dapat membayar Langganannya sendiri dengan potongan dari komisi dan bonus yang sudah ditetapkan dan belum ditransfer. Ketentuannya: (a) potongan hanya dilakukan atas permintaan dan persetujuan tegas Mitra PLS untuk setiap pembayaran, tidak dilakukan otomatis, dan bukan syarat untuk menerima komisi, bonus, atau peringkat apa pun; (b) potongan diambil dari jumlah yang akan ditransfer setelah pemotongan pajak penghasilan menurut angka 5, sehingga nominal komisi dan bonus serta dasar pengenaan pajaknya tidak berubah; (c) nominal dipotong dari transfer Jumat terdekat yang mencukupi, dan rinciannya ditampilkan di kantor maya serta pada bukti pembayaran; (d) paling banyak satu periode Langganan dapat dibayar di muka; (e) bila Langganan itu dibatalkan sebelum transfer, potongan dibatalkan, dan bila sesudahnya, dana dikembalikan menurut Pasal 7; (f) Langganan yang dibayar dengan cara ini diperlakukan sama dengan Langganan yang dibayar melalui kanal resmi, termasuk dalam perhitungan Plan B; (g) cara ini hanya untuk Langganan milik Mitra PLS sendiri dan tidak dapat dipakai untuk membayar pembelian orang lain; (h) yang dapat dipakai hanya bonus yang aman, yaitu tidak termasuk bonus dari penjualan yang masih dalam masa pembatalan 14 hari, dan setelah dikurangi piutang penarikan bonus; bila tidak mencukupi, pembayaran dari bonus tidak dapat dilakukan, dan nilai transfer tidak pernah menjadi negatif.</w:t>
+      </w:r>
+    </w:p>
+    <w:p>
+      <w:pPr>
+        <w:pStyle w:val="Heading2"/>
+        <w:rPr/>
+      </w:pPr>
+      <w:r>
+        <w:rPr/>
+        <w:t>22. Kewajiban dan larangan Mitra PLS</w:t>
+      </w:r>
+    </w:p>
+    <w:p>
+      <w:pPr>
+        <w:pStyle w:val="Normal"/>
+        <w:spacing w:before="0" w:after="120"/>
+        <w:rPr/>
+      </w:pPr>
+      <w:r>
+        <w:rPr/>
+        <w:t>Mitra PLS wajib mematuhi Kode Etik, terutama:</w:t>
       </w:r>
     </w:p>
     <w:p>
@@ -3354,7 +3365,7 @@
       </w:pPr>
       <w:r>
         <w:rPr/>
-        <w:t>tidak menjanjikan penghasilan atau keuntungan investasi;</w:t>
+        <w:t>menjelaskan produk sebagai alat analisis dan edukasi, bukan produk investasi;</w:t>
       </w:r>
     </w:p>
     <w:p>
@@ -3369,7 +3380,7 @@
       </w:pPr>
       <w:r>
         <w:rPr/>
-        <w:t>tidak menarik biaya dari siapa pun dan tidak menerima pembayaran ke rekening pribadi;</w:t>
+        <w:t>tidak menjanjikan penghasilan atau keuntungan investasi;</w:t>
       </w:r>
     </w:p>
     <w:p>
@@ -3384,7 +3395,7 @@
       </w:pPr>
       <w:r>
         <w:rPr/>
-        <w:t>tidak menjual melalui lokapasar (online marketplace);</w:t>
+        <w:t>tidak menarik biaya dari siapa pun dan tidak menerima pembayaran ke rekening pribadi;</w:t>
       </w:r>
     </w:p>
     <w:p>
@@ -3399,7 +3410,7 @@
       </w:pPr>
       <w:r>
         <w:rPr/>
-        <w:t>menjaga data pribadi Pelanggan dan Mitra PLS lain;</w:t>
+        <w:t>tidak menjual melalui lokapasar (online marketplace);</w:t>
       </w:r>
     </w:p>
     <w:p>
@@ -3414,17 +3425,7 @@
       </w:pPr>
       <w:r>
         <w:rPr/>
-        <w:t>mendampingi orientasi Pelanggan dan Mitra PLS baru yang ia rujuk.</w:t>
-      </w:r>
-    </w:p>
-    <w:p>
-      <w:pPr>
-        <w:pStyle w:val="Heading2"/>
-        <w:rPr/>
-      </w:pPr>
-      <w:r>
-        <w:rPr/>
-        <w:t>23. Data Mitra PLS yang terlihat oleh pihak lain</w:t>
+        <w:t>menjaga data pribadi Pelanggan dan Mitra PLS lain;</w:t>
       </w:r>
     </w:p>
     <w:p>
@@ -3439,7 +3440,17 @@
       </w:pPr>
       <w:r>
         <w:rPr/>
-        <w:t>Sponsor dan upline dapat melihat nama, peringkat, status aktif, dan volume jaringan Mitra PLS di bawahnya untuk keperluan pembinaan.</w:t>
+        <w:t>mendampingi orientasi Pelanggan dan Mitra PLS baru yang ia rujuk.</w:t>
+      </w:r>
+    </w:p>
+    <w:p>
+      <w:pPr>
+        <w:pStyle w:val="Heading2"/>
+        <w:rPr/>
+      </w:pPr>
+      <w:r>
+        <w:rPr/>
+        <w:t>23. Data Mitra PLS yang terlihat oleh pihak lain</w:t>
       </w:r>
     </w:p>
     <w:p>
@@ -3454,7 +3465,7 @@
       </w:pPr>
       <w:r>
         <w:rPr/>
-        <w:t>Nomor telepon Mitra PLS hanya ditampilkan kepada Sponsor langsungnya, dengan persetujuan Mitra PLS.</w:t>
+        <w:t>Sponsor dan upline dapat melihat nama, peringkat, status aktif, dan volume jaringan Mitra PLS di bawahnya untuk keperluan pembinaan.</w:t>
       </w:r>
     </w:p>
     <w:p>
@@ -3469,17 +3480,7 @@
       </w:pPr>
       <w:r>
         <w:rPr/>
-        <w:t>Data identitas dan rekening tidak ditampilkan kepada Mitra PLS lain.</w:t>
-      </w:r>
-    </w:p>
-    <w:p>
-      <w:pPr>
-        <w:pStyle w:val="Heading2"/>
-        <w:rPr/>
-      </w:pPr>
-      <w:r>
-        <w:rPr/>
-        <w:t>24. Berakhirnya kemitraan</w:t>
+        <w:t>Nomor telepon Mitra PLS hanya ditampilkan kepada Sponsor langsungnya, dengan persetujuan Mitra PLS.</w:t>
       </w:r>
     </w:p>
     <w:p>
@@ -3494,7 +3495,17 @@
       </w:pPr>
       <w:r>
         <w:rPr/>
-        <w:t>Kemitraan berakhir karena pengunduran diri, pemutusan sebagai sanksi, atau sebab lain menurut Kode Etik Bab II.</w:t>
+        <w:t>Data identitas dan rekening tidak ditampilkan kepada Mitra PLS lain.</w:t>
+      </w:r>
+    </w:p>
+    <w:p>
+      <w:pPr>
+        <w:pStyle w:val="Heading2"/>
+        <w:rPr/>
+      </w:pPr>
+      <w:r>
+        <w:rPr/>
+        <w:t>24. Berakhirnya kemitraan</w:t>
       </w:r>
     </w:p>
     <w:p>
@@ -3509,7 +3520,7 @@
       </w:pPr>
       <w:r>
         <w:rPr/>
-        <w:t>Setelah kemitraan berakhir, Mitra PLS tidak boleh lagi memakai merek dan materi Perusahaan, dan tetap wajib menjaga kerahasiaan data yang ia ketahui.</w:t>
+        <w:t>Kemitraan berakhir karena pengunduran diri, pemutusan sebagai sanksi, atau sebab lain menurut Kode Etik Bab II.</w:t>
       </w:r>
     </w:p>
     <w:p>
@@ -3524,28 +3535,7 @@
       </w:pPr>
       <w:r>
         <w:rPr/>
-        <w:t>Komisi dan bonus yang sudah menjadi hak tetap dibayarkan, kecuali yang diperoleh dari pelanggaran.</w:t>
-      </w:r>
-    </w:p>
-    <w:p>
-      <w:pPr>
-        <w:pStyle w:val="Heading2"/>
-        <w:rPr/>
-      </w:pPr>
-      <w:r>
-        <w:rPr/>
-        <w:t>25. Persetujuan elektronik</w:t>
-      </w:r>
-    </w:p>
-    <w:p>
-      <w:pPr>
-        <w:pStyle w:val="Normal"/>
-        <w:spacing w:before="0" w:after="120"/>
-        <w:rPr/>
-      </w:pPr>
-      <w:r>
-        <w:rPr/>
-        <w:t>Dengan mencentang kotak persetujuan saat pendaftaran, Mitra PLS menyatakan:</w:t>
+        <w:t>Setelah kemitraan berakhir, Mitra PLS tidak boleh lagi memakai merek dan materi Perusahaan, dan tetap wajib menjaga kerahasiaan data yang ia ketahui.</w:t>
       </w:r>
     </w:p>
     <w:p>
@@ -3560,7 +3550,28 @@
       </w:pPr>
       <w:r>
         <w:rPr/>
-        <w:t>telah membaca, memahami, dan menyetujui Bagian A dan Bagian B ini, Rencana Pemasaran, dan Kode Etik;</w:t>
+        <w:t>Komisi dan bonus yang sudah menjadi hak tetap dibayarkan, kecuali yang diperoleh dari pelanggaran.</w:t>
+      </w:r>
+    </w:p>
+    <w:p>
+      <w:pPr>
+        <w:pStyle w:val="Heading2"/>
+        <w:rPr/>
+      </w:pPr>
+      <w:r>
+        <w:rPr/>
+        <w:t>25. Persetujuan elektronik</w:t>
+      </w:r>
+    </w:p>
+    <w:p>
+      <w:pPr>
+        <w:pStyle w:val="Normal"/>
+        <w:spacing w:before="0" w:after="120"/>
+        <w:rPr/>
+      </w:pPr>
+      <w:r>
+        <w:rPr/>
+        <w:t>Dengan mencentang kotak persetujuan saat pendaftaran, Mitra PLS menyatakan:</w:t>
       </w:r>
     </w:p>
     <w:p>
@@ -3569,6 +3580,21 @@
         <w:numPr>
           <w:ilvl w:val="0"/>
           <w:numId w:val="233"/>
+        </w:numPr>
+        <w:spacing w:before="0" w:after="60"/>
+        <w:rPr/>
+      </w:pPr>
+      <w:r>
+        <w:rPr/>
+        <w:t>telah membaca, memahami, dan menyetujui Bagian A dan Bagian B ini, Rencana Pemasaran, dan Kode Etik;</w:t>
+      </w:r>
+    </w:p>
+    <w:p>
+      <w:pPr>
+        <w:pStyle w:val="ListParagraph"/>
+        <w:numPr>
+          <w:ilvl w:val="0"/>
+          <w:numId w:val="234"/>
         </w:numPr>
         <w:spacing w:before="0" w:after="60"/>
         <w:rPr/>
@@ -14915,13 +14941,13 @@
     <w:abstractNumId w:val="3"/>
   </w:num>
   <w:num w:numId="172">
-    <w:abstractNumId w:val="4"/>
+    <w:abstractNumId w:val="3"/>
   </w:num>
   <w:num w:numId="173">
     <w:abstractNumId w:val="4"/>
   </w:num>
   <w:num w:numId="174">
-    <w:abstractNumId w:val="3"/>
+    <w:abstractNumId w:val="4"/>
   </w:num>
   <w:num w:numId="175">
     <w:abstractNumId w:val="3"/>
@@ -14939,40 +14965,40 @@
     <w:abstractNumId w:val="3"/>
   </w:num>
   <w:num w:numId="180">
-    <w:abstractNumId w:val="4"/>
+    <w:abstractNumId w:val="3"/>
   </w:num>
   <w:num w:numId="181">
     <w:abstractNumId w:val="4"/>
   </w:num>
   <w:num w:numId="182">
+    <w:abstractNumId w:val="4"/>
+  </w:num>
+  <w:num w:numId="183">
     <w:abstractNumId w:val="4"/>
     <w:lvlOverride w:ilvl="0">
       <w:startOverride w:val="1"/>
     </w:lvlOverride>
   </w:num>
-  <w:num w:numId="183">
+  <w:num w:numId="184">
     <w:abstractNumId w:val="4"/>
   </w:num>
-  <w:num w:numId="184">
+  <w:num w:numId="185">
     <w:abstractNumId w:val="4"/>
     <w:lvlOverride w:ilvl="0">
       <w:startOverride w:val="1"/>
     </w:lvlOverride>
   </w:num>
-  <w:num w:numId="185">
+  <w:num w:numId="186">
     <w:abstractNumId w:val="4"/>
   </w:num>
-  <w:num w:numId="186">
+  <w:num w:numId="187">
     <w:abstractNumId w:val="4"/>
     <w:lvlOverride w:ilvl="0">
       <w:startOverride w:val="1"/>
     </w:lvlOverride>
   </w:num>
-  <w:num w:numId="187">
+  <w:num w:numId="188">
     <w:abstractNumId w:val="4"/>
-  </w:num>
-  <w:num w:numId="188">
-    <w:abstractNumId w:val="3"/>
   </w:num>
   <w:num w:numId="189">
     <w:abstractNumId w:val="3"/>
@@ -14984,10 +15010,10 @@
     <w:abstractNumId w:val="3"/>
   </w:num>
   <w:num w:numId="192">
+    <w:abstractNumId w:val="3"/>
+  </w:num>
+  <w:num w:numId="193">
     <w:abstractNumId w:val="4"/>
-  </w:num>
-  <w:num w:numId="193">
-    <w:abstractNumId w:val="3"/>
   </w:num>
   <w:num w:numId="194">
     <w:abstractNumId w:val="3"/>
@@ -14999,47 +15025,47 @@
     <w:abstractNumId w:val="3"/>
   </w:num>
   <w:num w:numId="197">
+    <w:abstractNumId w:val="3"/>
+  </w:num>
+  <w:num w:numId="198">
     <w:abstractNumId w:val="4"/>
     <w:lvlOverride w:ilvl="0">
       <w:startOverride w:val="1"/>
     </w:lvlOverride>
   </w:num>
-  <w:num w:numId="198">
-    <w:abstractNumId w:val="4"/>
-  </w:num>
   <w:num w:numId="199">
     <w:abstractNumId w:val="4"/>
   </w:num>
   <w:num w:numId="200">
+    <w:abstractNumId w:val="4"/>
+  </w:num>
+  <w:num w:numId="201">
     <w:abstractNumId w:val="4"/>
     <w:lvlOverride w:ilvl="0">
       <w:startOverride w:val="1"/>
     </w:lvlOverride>
   </w:num>
-  <w:num w:numId="201">
-    <w:abstractNumId w:val="4"/>
-  </w:num>
   <w:num w:numId="202">
     <w:abstractNumId w:val="4"/>
   </w:num>
   <w:num w:numId="203">
+    <w:abstractNumId w:val="4"/>
+  </w:num>
+  <w:num w:numId="204">
     <w:abstractNumId w:val="4"/>
     <w:lvlOverride w:ilvl="0">
       <w:startOverride w:val="1"/>
     </w:lvlOverride>
   </w:num>
-  <w:num w:numId="204">
+  <w:num w:numId="205">
     <w:abstractNumId w:val="4"/>
   </w:num>
-  <w:num w:numId="205">
+  <w:num w:numId="206">
     <w:abstractNumId w:val="4"/>
     <w:lvlOverride w:ilvl="0">
       <w:startOverride w:val="1"/>
     </w:lvlOverride>
   </w:num>
-  <w:num w:numId="206">
-    <w:abstractNumId w:val="4"/>
-  </w:num>
   <w:num w:numId="207">
     <w:abstractNumId w:val="4"/>
   </w:num>
@@ -15053,14 +15079,14 @@
     <w:abstractNumId w:val="4"/>
   </w:num>
   <w:num w:numId="211">
+    <w:abstractNumId w:val="4"/>
+  </w:num>
+  <w:num w:numId="212">
     <w:abstractNumId w:val="4"/>
     <w:lvlOverride w:ilvl="0">
       <w:startOverride w:val="1"/>
     </w:lvlOverride>
   </w:num>
-  <w:num w:numId="212">
-    <w:abstractNumId w:val="4"/>
-  </w:num>
   <w:num w:numId="213">
     <w:abstractNumId w:val="4"/>
   </w:num>
@@ -15068,13 +15094,13 @@
     <w:abstractNumId w:val="4"/>
   </w:num>
   <w:num w:numId="215">
-    <w:abstractNumId w:val="3"/>
+    <w:abstractNumId w:val="4"/>
   </w:num>
   <w:num w:numId="216">
     <w:abstractNumId w:val="3"/>
   </w:num>
   <w:num w:numId="217">
-    <w:abstractNumId w:val="4"/>
+    <w:abstractNumId w:val="3"/>
   </w:num>
   <w:num w:numId="218">
     <w:abstractNumId w:val="4"/>
@@ -15083,14 +15109,14 @@
     <w:abstractNumId w:val="4"/>
   </w:num>
   <w:num w:numId="220">
+    <w:abstractNumId w:val="4"/>
+  </w:num>
+  <w:num w:numId="221">
     <w:abstractNumId w:val="4"/>
     <w:lvlOverride w:ilvl="0">
       <w:startOverride w:val="1"/>
     </w:lvlOverride>
   </w:num>
-  <w:num w:numId="221">
-    <w:abstractNumId w:val="4"/>
-  </w:num>
   <w:num w:numId="222">
     <w:abstractNumId w:val="4"/>
   </w:num>
@@ -15104,33 +15130,36 @@
     <w:abstractNumId w:val="4"/>
   </w:num>
   <w:num w:numId="226">
+    <w:abstractNumId w:val="4"/>
+  </w:num>
+  <w:num w:numId="227">
     <w:abstractNumId w:val="4"/>
     <w:lvlOverride w:ilvl="0">
       <w:startOverride w:val="1"/>
     </w:lvlOverride>
   </w:num>
-  <w:num w:numId="227">
-    <w:abstractNumId w:val="4"/>
-  </w:num>
   <w:num w:numId="228">
     <w:abstractNumId w:val="4"/>
   </w:num>
   <w:num w:numId="229">
+    <w:abstractNumId w:val="4"/>
+  </w:num>
+  <w:num w:numId="230">
     <w:abstractNumId w:val="4"/>
     <w:lvlOverride w:ilvl="0">
       <w:startOverride w:val="1"/>
     </w:lvlOverride>
   </w:num>
-  <w:num w:numId="230">
-    <w:abstractNumId w:val="4"/>
-  </w:num>
   <w:num w:numId="231">
     <w:abstractNumId w:val="4"/>
   </w:num>
   <w:num w:numId="232">
+    <w:abstractNumId w:val="4"/>
+  </w:num>
+  <w:num w:numId="233">
     <w:abstractNumId w:val="3"/>
   </w:num>
-  <w:num w:numId="233">
+  <w:num w:numId="234">
     <w:abstractNumId w:val="3"/>
   </w:num>
 </w:numbering>

--- a/docs/dokumen/Syarat_dan_Ketentuan_mitrans.id_v1.4.docx
+++ b/docs/dokumen/Syarat_dan_Ketentuan_mitrans.id_v1.4.docx
@@ -276,6 +276,17 @@
             <w:r>
               <w:rPr/>
               <w:t>Tambahan versi 1.4 (28 Oktober 2026): atlastrade.io menjadi situs resmi ketiga untuk pembelian, pembayaran, pembatalan, dan pengembalian dana Lisensi dan Langganan. Satu akun berlaku di mitrans.id, affiliatemarketing.network, dan atlastrade.io (Pasal 1, 2, 5, 7, dan 11).</w:t>
+            </w:r>
+          </w:p>
+          <w:p>
+            <w:pPr>
+              <w:pStyle w:val="Normal"/>
+              <w:spacing w:before="0" w:after="80"/>
+              <w:rPr/>
+            </w:pPr>
+            <w:r>
+              <w:rPr/>
+              <w:t>Tambahan versi 1.4 (28 Oktober 2026, kedua): akun, pendaftaran Mitra PLS, dan Kantor Maya berada di affiliatemarketing.network; mitrans.id untuk profil Perusahaan dan dokumen resmi. Mitra PLS dapat menjual e-book miliknya melalui Agent Marketing, dan pembeli e-book dicatat dengan pemilik e-book sebagai Sponsor (Pasal 1, 11, dan 22).</w:t>
             </w:r>
           </w:p>
         </w:tc>
@@ -758,7 +769,7 @@
                 <w:sz w:val="19"/>
                 <w:szCs w:val="19"/>
               </w:rPr>
-              <w:t>mitrans.id; affiliatemarketing.network (tautan rujukan dan halaman penawaran); atlastrade.io (pembelian dan pembayaran Lisensi dan Langganan, pembatalan, pengembalian dana, dan akses aplikasi). Ketiga situs dikelola Perusahaan dan memakai satu akun yang sama.</w:t>
+              <w:t>mitrans.id (profil Perusahaan dan dokumen resmi); affiliatemarketing.network (akun, pendaftaran Mitra PLS, Kantor Maya dan Agent Marketing, tautan rujukan, dan halaman penawaran); atlastrade.io (pembelian dan pembayaran Lisensi dan Langganan, pembatalan, pengembalian dana, dan akses aplikasi). Ketiga situs dikelola Perusahaan dan memakai satu akun yang sama.</w:t>
             </w:r>
           </w:p>
         </w:tc>
@@ -2159,26 +2170,26 @@
         <w:rPr/>
       </w:pPr>
       <w:r>
+        <w:rPr/>
+        <w:t>Data dari pembelian e-book Mitra PLS: bila Anda membeli e-book melalui halaman penawaran Mitra PLS, kami menerima nama, surel, nomor WhatsApp, dan hasil asesmen Anda untuk memproses pembelian, memberi akses e-book dan kelas, serta mencatat Mitra PLS pemilik e-book sebagai Sponsor Anda. Mitra PLS tersebut melihat nama dan status pembelian Anda, dan nomor WhatsApp hanya bila Anda setuju dihubungi.</w:t>
+      </w:r>
+    </w:p>
+    <w:p>
+      <w:pPr>
+        <w:pStyle w:val="ListParagraph"/>
+        <w:numPr>
+          <w:ilvl w:val="0"/>
+          <w:numId w:val="158"/>
+        </w:numPr>
+        <w:spacing w:before="0" w:after="60"/>
+        <w:rPr/>
+      </w:pPr>
+      <w:r>
         <w:rPr>
           <w:b/>
           <w:bCs/>
         </w:rPr>
         <w:t>Tujuan pemrosesan:</w:t>
-      </w:r>
-    </w:p>
-    <w:p>
-      <w:pPr>
-        <w:pStyle w:val="ListParagraph"/>
-        <w:numPr>
-          <w:ilvl w:val="1"/>
-          <w:numId w:val="158"/>
-        </w:numPr>
-        <w:spacing w:before="0" w:after="60"/>
-        <w:rPr/>
-      </w:pPr>
-      <w:r>
-        <w:rPr/>
-        <w:t>verifikasi identitas;</w:t>
       </w:r>
     </w:p>
     <w:p>
@@ -2193,7 +2204,7 @@
       </w:pPr>
       <w:r>
         <w:rPr/>
-        <w:t>pemrosesan pembelian dan pembayaran;</w:t>
+        <w:t>verifikasi identitas;</w:t>
       </w:r>
     </w:p>
     <w:p>
@@ -2208,7 +2219,7 @@
       </w:pPr>
       <w:r>
         <w:rPr/>
-        <w:t>pemberian akses;</w:t>
+        <w:t>pemrosesan pembelian dan pembayaran;</w:t>
       </w:r>
     </w:p>
     <w:p>
@@ -2223,7 +2234,7 @@
       </w:pPr>
       <w:r>
         <w:rPr/>
-        <w:t>pengiriman informasi kelas, webinar, dan pengingat lewat WhatsApp, sesuai persetujuan Anda;</w:t>
+        <w:t>pemberian akses;</w:t>
       </w:r>
     </w:p>
     <w:p>
@@ -2238,7 +2249,7 @@
       </w:pPr>
       <w:r>
         <w:rPr/>
-        <w:t>perhitungan dan pembayaran komisi dan bonus;</w:t>
+        <w:t>pengiriman informasi kelas, webinar, dan pengingat lewat WhatsApp, sesuai persetujuan Anda;</w:t>
       </w:r>
     </w:p>
     <w:p>
@@ -2253,7 +2264,7 @@
       </w:pPr>
       <w:r>
         <w:rPr/>
-        <w:t>pemenuhan kewajiban pajak dan pelaporan;</w:t>
+        <w:t>perhitungan dan pembayaran komisi dan bonus;</w:t>
       </w:r>
     </w:p>
     <w:p>
@@ -2268,7 +2279,7 @@
       </w:pPr>
       <w:r>
         <w:rPr/>
-        <w:t>layanan pelanggan;</w:t>
+        <w:t>pemenuhan kewajiban pajak dan pelaporan;</w:t>
       </w:r>
     </w:p>
     <w:p>
@@ -2283,7 +2294,7 @@
       </w:pPr>
       <w:r>
         <w:rPr/>
-        <w:t>keamanan;</w:t>
+        <w:t>layanan pelanggan;</w:t>
       </w:r>
     </w:p>
     <w:p>
@@ -2298,6 +2309,21 @@
       </w:pPr>
       <w:r>
         <w:rPr/>
+        <w:t>keamanan;</w:t>
+      </w:r>
+    </w:p>
+    <w:p>
+      <w:pPr>
+        <w:pStyle w:val="ListParagraph"/>
+        <w:numPr>
+          <w:ilvl w:val="1"/>
+          <w:numId w:val="167"/>
+        </w:numPr>
+        <w:spacing w:before="0" w:after="60"/>
+        <w:rPr/>
+      </w:pPr>
+      <w:r>
+        <w:rPr/>
         <w:t>perbaikan layanan.</w:t>
       </w:r>
     </w:p>
@@ -2306,7 +2332,7 @@
         <w:pStyle w:val="ListParagraph"/>
         <w:numPr>
           <w:ilvl w:val="0"/>
-          <w:numId w:val="167"/>
+          <w:numId w:val="168"/>
         </w:numPr>
         <w:spacing w:before="0" w:after="60"/>
         <w:rPr/>
@@ -2317,21 +2343,6 @@
           <w:bCs/>
         </w:rPr>
         <w:t>Pihak yang dapat menerima data:</w:t>
-      </w:r>
-    </w:p>
-    <w:p>
-      <w:pPr>
-        <w:pStyle w:val="ListParagraph"/>
-        <w:numPr>
-          <w:ilvl w:val="1"/>
-          <w:numId w:val="168"/>
-        </w:numPr>
-        <w:spacing w:before="0" w:after="60"/>
-        <w:rPr/>
-      </w:pPr>
-      <w:r>
-        <w:rPr/>
-        <w:t>penyedia pembayaran, penyedia data pasar, dan penyedia infrastruktur yang terikat perjanjian kerahasiaan;</w:t>
       </w:r>
     </w:p>
     <w:p>
@@ -2346,7 +2357,7 @@
       </w:pPr>
       <w:r>
         <w:rPr/>
-        <w:t>mitrans.id, affiliatemarketing.network, dan atlastrade.io, yang seluruhnya dikelola Perusahaan, saling berbagi data akun, rujukan, dan transaksi sebatas yang diperlukan untuk akun bersama, pencatatan Sponsor, pemberian akses, serta perhitungan komisi dan bonus;</w:t>
+        <w:t>penyedia pembayaran, penyedia data pasar, dan penyedia infrastruktur yang terikat perjanjian kerahasiaan;</w:t>
       </w:r>
     </w:p>
     <w:p>
@@ -2361,7 +2372,7 @@
       </w:pPr>
       <w:r>
         <w:rPr/>
-        <w:t>instansi pemerintah bila diwajibkan oleh hukum;</w:t>
+        <w:t>mitrans.id, affiliatemarketing.network, dan atlastrade.io, yang seluruhnya dikelola Perusahaan, saling berbagi data akun, rujukan, dan transaksi sebatas yang diperlukan untuk akun bersama, pencatatan Sponsor, pemberian akses, serta perhitungan komisi dan bonus;</w:t>
       </w:r>
     </w:p>
     <w:p>
@@ -2376,7 +2387,7 @@
       </w:pPr>
       <w:r>
         <w:rPr/>
-        <w:t>Sponsor Anda, terbatas pada nama, status akun, tahap kelas, dan status pendampingan orientasi;</w:t>
+        <w:t>instansi pemerintah bila diwajibkan oleh hukum;</w:t>
       </w:r>
     </w:p>
     <w:p>
@@ -2391,25 +2402,22 @@
       </w:pPr>
       <w:r>
         <w:rPr/>
-        <w:t>Ylive Academy, terbatas pada data yang diperlukan untuk layanan e-book dan kelas, berdasarkan perjanjian berbagi data.</w:t>
+        <w:t>Sponsor Anda, terbatas pada nama, status akun, tahap kelas, dan status pendampingan orientasi;</w:t>
       </w:r>
     </w:p>
     <w:p>
       <w:pPr>
         <w:pStyle w:val="ListParagraph"/>
         <w:numPr>
-          <w:ilvl w:val="0"/>
+          <w:ilvl w:val="1"/>
           <w:numId w:val="173"/>
         </w:numPr>
         <w:spacing w:before="0" w:after="60"/>
         <w:rPr/>
       </w:pPr>
       <w:r>
-        <w:rPr>
-          <w:b/>
-          <w:bCs/>
-        </w:rPr>
-        <w:t>Kami tidak menjual data pribadi Anda.</w:t>
+        <w:rPr/>
+        <w:t>Ylive Academy, terbatas pada data yang diperlukan untuk layanan e-book dan kelas, berdasarkan perjanjian berbagi data.</w:t>
       </w:r>
     </w:p>
     <w:p>
@@ -2427,26 +2435,29 @@
           <w:b/>
           <w:bCs/>
         </w:rPr>
-        <w:t>Hak Anda</w:t>
-      </w:r>
-      <w:r>
-        <w:rPr/>
-        <w:t>, sesuai peraturan perundang-undangan:</w:t>
+        <w:t>Kami tidak menjual data pribadi Anda.</w:t>
       </w:r>
     </w:p>
     <w:p>
       <w:pPr>
         <w:pStyle w:val="ListParagraph"/>
         <w:numPr>
-          <w:ilvl w:val="1"/>
+          <w:ilvl w:val="0"/>
           <w:numId w:val="175"/>
         </w:numPr>
         <w:spacing w:before="0" w:after="60"/>
         <w:rPr/>
       </w:pPr>
       <w:r>
-        <w:rPr/>
-        <w:t>mengakses, memperbaiki, dan memperbarui data;</w:t>
+        <w:rPr>
+          <w:b/>
+          <w:bCs/>
+        </w:rPr>
+        <w:t>Hak Anda</w:t>
+      </w:r>
+      <w:r>
+        <w:rPr/>
+        <w:t>, sesuai peraturan perundang-undangan:</w:t>
       </w:r>
     </w:p>
     <w:p>
@@ -2461,7 +2472,7 @@
       </w:pPr>
       <w:r>
         <w:rPr/>
-        <w:t>meminta penghapusan data;</w:t>
+        <w:t>mengakses, memperbaiki, dan memperbarui data;</w:t>
       </w:r>
     </w:p>
     <w:p>
@@ -2476,7 +2487,7 @@
       </w:pPr>
       <w:r>
         <w:rPr/>
-        <w:t>menarik persetujuan;</w:t>
+        <w:t>meminta penghapusan data;</w:t>
       </w:r>
     </w:p>
     <w:p>
@@ -2491,7 +2502,7 @@
       </w:pPr>
       <w:r>
         <w:rPr/>
-        <w:t>meminta pembatasan pemrosesan;</w:t>
+        <w:t>menarik persetujuan;</w:t>
       </w:r>
     </w:p>
     <w:p>
@@ -2506,7 +2517,7 @@
       </w:pPr>
       <w:r>
         <w:rPr/>
-        <w:t>mengajukan keberatan.</w:t>
+        <w:t>meminta pembatasan pemrosesan;</w:t>
       </w:r>
     </w:p>
     <w:p>
@@ -2521,14 +2532,14 @@
       </w:pPr>
       <w:r>
         <w:rPr/>
-        <w:t>Permintaan diajukan melalui [surel pelindungan data ●].</w:t>
+        <w:t>mengajukan keberatan.</w:t>
       </w:r>
     </w:p>
     <w:p>
       <w:pPr>
         <w:pStyle w:val="ListParagraph"/>
         <w:numPr>
-          <w:ilvl w:val="0"/>
+          <w:ilvl w:val="1"/>
           <w:numId w:val="181"/>
         </w:numPr>
         <w:spacing w:before="0" w:after="60"/>
@@ -2536,7 +2547,7 @@
       </w:pPr>
       <w:r>
         <w:rPr/>
-        <w:t>Kami menyimpan data selama akun aktif dan selama diwajibkan oleh peraturan, misalnya untuk keperluan perpajakan. Setelah itu data dihapus atau dianonimkan.</w:t>
+        <w:t>Permintaan diajukan melalui [surel pelindungan data ●].</w:t>
       </w:r>
     </w:p>
     <w:p>
@@ -2551,17 +2562,7 @@
       </w:pPr>
       <w:r>
         <w:rPr/>
-        <w:t>Bila terjadi kegagalan pelindungan data pribadi, kami memberitahukannya kepada Anda dan instansi yang berwenang sesuai jangka waktu dalam peraturan perundang-undangan.</w:t>
-      </w:r>
-    </w:p>
-    <w:p>
-      <w:pPr>
-        <w:pStyle w:val="Heading2"/>
-        <w:rPr/>
-      </w:pPr>
-      <w:r>
-        <w:rPr/>
-        <w:t>12. Komunikasi</w:t>
+        <w:t>Kami menyimpan data selama akun aktif dan selama diwajibkan oleh peraturan, misalnya untuk keperluan perpajakan. Setelah itu data dihapus atau dianonimkan.</w:t>
       </w:r>
     </w:p>
     <w:p>
@@ -2576,7 +2577,17 @@
       </w:pPr>
       <w:r>
         <w:rPr/>
-        <w:t>Kami mengirimkan pemberitahuan penting tentang akun, tagihan, dan perubahan ketentuan melalui surel, aplikasi, atau WhatsApp.</w:t>
+        <w:t>Bila terjadi kegagalan pelindungan data pribadi, kami memberitahukannya kepada Anda dan instansi yang berwenang sesuai jangka waktu dalam peraturan perundang-undangan.</w:t>
+      </w:r>
+    </w:p>
+    <w:p>
+      <w:pPr>
+        <w:pStyle w:val="Heading2"/>
+        <w:rPr/>
+      </w:pPr>
+      <w:r>
+        <w:rPr/>
+        <w:t>12. Komunikasi</w:t>
       </w:r>
     </w:p>
     <w:p>
@@ -2591,17 +2602,7 @@
       </w:pPr>
       <w:r>
         <w:rPr/>
-        <w:t>Pesan promosi hanya dikirim dengan persetujuan Anda. Anda dapat berhenti menerimanya kapan saja dengan membalas "BERHENTI" atau melalui pengaturan akun.</w:t>
-      </w:r>
-    </w:p>
-    <w:p>
-      <w:pPr>
-        <w:pStyle w:val="Heading2"/>
-        <w:rPr/>
-      </w:pPr>
-      <w:r>
-        <w:rPr/>
-        <w:t>13. Ketersediaan layanan</w:t>
+        <w:t>Kami mengirimkan pemberitahuan penting tentang akun, tagihan, dan perubahan ketentuan melalui surel, aplikasi, atau WhatsApp.</w:t>
       </w:r>
     </w:p>
     <w:p>
@@ -2616,7 +2617,17 @@
       </w:pPr>
       <w:r>
         <w:rPr/>
-        <w:t>Kami berupaya agar Platform tersedia setiap saat. Pemeliharaan terjadwal diumumkan sebelumnya.</w:t>
+        <w:t>Pesan promosi hanya dikirim dengan persetujuan Anda. Anda dapat berhenti menerimanya kapan saja dengan membalas "BERHENTI" atau melalui pengaturan akun.</w:t>
+      </w:r>
+    </w:p>
+    <w:p>
+      <w:pPr>
+        <w:pStyle w:val="Heading2"/>
+        <w:rPr/>
+      </w:pPr>
+      <w:r>
+        <w:rPr/>
+        <w:t>13. Ketersediaan layanan</w:t>
       </w:r>
     </w:p>
     <w:p>
@@ -2631,17 +2642,7 @@
       </w:pPr>
       <w:r>
         <w:rPr/>
-        <w:t>Bila Platform tidak dapat digunakan lebih dari 24 jam berturut-turut karena kesalahan kami, masa akses Anda diperpanjang sepanjang lamanya gangguan.</w:t>
-      </w:r>
-    </w:p>
-    <w:p>
-      <w:pPr>
-        <w:pStyle w:val="Heading2"/>
-        <w:rPr/>
-      </w:pPr>
-      <w:r>
-        <w:rPr/>
-        <w:t>14. Batas tanggung jawab</w:t>
+        <w:t>Kami berupaya agar Platform tersedia setiap saat. Pemeliharaan terjadwal diumumkan sebelumnya.</w:t>
       </w:r>
     </w:p>
     <w:p>
@@ -2656,7 +2657,17 @@
       </w:pPr>
       <w:r>
         <w:rPr/>
-        <w:t>Perusahaan bertanggung jawab atas kerugian yang timbul karena kesalahan atau kelalaian Perusahaan, sesuai peraturan perundang-undangan.</w:t>
+        <w:t>Bila Platform tidak dapat digunakan lebih dari 24 jam berturut-turut karena kesalahan kami, masa akses Anda diperpanjang sepanjang lamanya gangguan.</w:t>
+      </w:r>
+    </w:p>
+    <w:p>
+      <w:pPr>
+        <w:pStyle w:val="Heading2"/>
+        <w:rPr/>
+      </w:pPr>
+      <w:r>
+        <w:rPr/>
+        <w:t>14. Batas tanggung jawab</w:t>
       </w:r>
     </w:p>
     <w:p>
@@ -2671,14 +2682,14 @@
       </w:pPr>
       <w:r>
         <w:rPr/>
-        <w:t>Perusahaan tidak bertanggung jawab atas:</w:t>
+        <w:t>Perusahaan bertanggung jawab atas kerugian yang timbul karena kesalahan atau kelalaian Perusahaan, sesuai peraturan perundang-undangan.</w:t>
       </w:r>
     </w:p>
     <w:p>
       <w:pPr>
         <w:pStyle w:val="ListParagraph"/>
         <w:numPr>
-          <w:ilvl w:val="1"/>
+          <w:ilvl w:val="0"/>
           <w:numId w:val="189"/>
         </w:numPr>
         <w:spacing w:before="0" w:after="60"/>
@@ -2686,7 +2697,7 @@
       </w:pPr>
       <w:r>
         <w:rPr/>
-        <w:t>hasil keputusan investasi yang Anda ambil sendiri;</w:t>
+        <w:t>Perusahaan tidak bertanggung jawab atas:</w:t>
       </w:r>
     </w:p>
     <w:p>
@@ -2701,7 +2712,7 @@
       </w:pPr>
       <w:r>
         <w:rPr/>
-        <w:t>kerugian karena Anda membagikan kata sandi atau OTP;</w:t>
+        <w:t>hasil keputusan investasi yang Anda ambil sendiri;</w:t>
       </w:r>
     </w:p>
     <w:p>
@@ -2716,7 +2727,7 @@
       </w:pPr>
       <w:r>
         <w:rPr/>
-        <w:t>kerugian karena pembayaran ke rekening selain rekening resmi;</w:t>
+        <w:t>kerugian karena Anda membagikan kata sandi atau OTP;</w:t>
       </w:r>
     </w:p>
     <w:p>
@@ -2731,14 +2742,14 @@
       </w:pPr>
       <w:r>
         <w:rPr/>
-        <w:t>kerugian karena keterangan Mitra PLS yang bertentangan dengan dokumen resmi Perusahaan. Dalam hal ini Perusahaan tetap menindak Mitra PLS tersebut dan membantu penyelesaiannya sesuai Kode Etik.</w:t>
+        <w:t>kerugian karena pembayaran ke rekening selain rekening resmi;</w:t>
       </w:r>
     </w:p>
     <w:p>
       <w:pPr>
         <w:pStyle w:val="ListParagraph"/>
         <w:numPr>
-          <w:ilvl w:val="0"/>
+          <w:ilvl w:val="1"/>
           <w:numId w:val="193"/>
         </w:numPr>
         <w:spacing w:before="0" w:after="60"/>
@@ -2746,28 +2757,7 @@
       </w:pPr>
       <w:r>
         <w:rPr/>
-        <w:t>Ketentuan ini tidak membatasi hak Anda sebagai konsumen menurut Undang-Undang Nomor 8 Tahun 1999 tentang Perlindungan Konsumen.</w:t>
-      </w:r>
-    </w:p>
-    <w:p>
-      <w:pPr>
-        <w:pStyle w:val="Heading2"/>
-        <w:rPr/>
-      </w:pPr>
-      <w:r>
-        <w:rPr/>
-        <w:t>15. Keadaan kahar</w:t>
-      </w:r>
-    </w:p>
-    <w:p>
-      <w:pPr>
-        <w:pStyle w:val="Normal"/>
-        <w:spacing w:before="0" w:after="120"/>
-        <w:rPr/>
-      </w:pPr>
-      <w:r>
-        <w:rPr/>
-        <w:t>Perusahaan tidak dianggap lalai bila kewajibannya terhambat oleh keadaan di luar kendali yang wajar, misalnya:</w:t>
+        <w:t>kerugian karena keterangan Mitra PLS yang bertentangan dengan dokumen resmi Perusahaan. Dalam hal ini Perusahaan tetap menindak Mitra PLS tersebut dan membantu penyelesaiannya sesuai Kode Etik.</w:t>
       </w:r>
     </w:p>
     <w:p>
@@ -2782,7 +2772,28 @@
       </w:pPr>
       <w:r>
         <w:rPr/>
-        <w:t>bencana alam;</w:t>
+        <w:t>Ketentuan ini tidak membatasi hak Anda sebagai konsumen menurut Undang-Undang Nomor 8 Tahun 1999 tentang Perlindungan Konsumen.</w:t>
+      </w:r>
+    </w:p>
+    <w:p>
+      <w:pPr>
+        <w:pStyle w:val="Heading2"/>
+        <w:rPr/>
+      </w:pPr>
+      <w:r>
+        <w:rPr/>
+        <w:t>15. Keadaan kahar</w:t>
+      </w:r>
+    </w:p>
+    <w:p>
+      <w:pPr>
+        <w:pStyle w:val="Normal"/>
+        <w:spacing w:before="0" w:after="120"/>
+        <w:rPr/>
+      </w:pPr>
+      <w:r>
+        <w:rPr/>
+        <w:t>Perusahaan tidak dianggap lalai bila kewajibannya terhambat oleh keadaan di luar kendali yang wajar, misalnya:</w:t>
       </w:r>
     </w:p>
     <w:p>
@@ -2797,7 +2808,7 @@
       </w:pPr>
       <w:r>
         <w:rPr/>
-        <w:t>gangguan jaringan nasional;</w:t>
+        <w:t>bencana alam;</w:t>
       </w:r>
     </w:p>
     <w:p>
@@ -2812,7 +2823,7 @@
       </w:pPr>
       <w:r>
         <w:rPr/>
-        <w:t>kebijakan pemerintah;</w:t>
+        <w:t>gangguan jaringan nasional;</w:t>
       </w:r>
     </w:p>
     <w:p>
@@ -2827,28 +2838,7 @@
       </w:pPr>
       <w:r>
         <w:rPr/>
-        <w:t>gangguan bursa atau penyedia data.</w:t>
-      </w:r>
-    </w:p>
-    <w:p>
-      <w:pPr>
-        <w:pStyle w:val="Normal"/>
-        <w:spacing w:before="0" w:after="120"/>
-        <w:rPr/>
-      </w:pPr>
-      <w:r>
-        <w:rPr/>
-        <w:t>Kami akan memberitahukan keadaan tersebut dan memulihkan layanan secepatnya.</w:t>
-      </w:r>
-    </w:p>
-    <w:p>
-      <w:pPr>
-        <w:pStyle w:val="Heading2"/>
-        <w:rPr/>
-      </w:pPr>
-      <w:r>
-        <w:rPr/>
-        <w:t>16. Perubahan ketentuan</w:t>
+        <w:t>kebijakan pemerintah;</w:t>
       </w:r>
     </w:p>
     <w:p>
@@ -2863,7 +2853,28 @@
       </w:pPr>
       <w:r>
         <w:rPr/>
-        <w:t>Perubahan Syarat dan Ketentuan diberitahukan paling lambat 14 hari sebelum berlaku. Perubahan yang menyangkut Mitra PLS diberitahukan 30 hari sebelumnya.</w:t>
+        <w:t>gangguan bursa atau penyedia data.</w:t>
+      </w:r>
+    </w:p>
+    <w:p>
+      <w:pPr>
+        <w:pStyle w:val="Normal"/>
+        <w:spacing w:before="0" w:after="120"/>
+        <w:rPr/>
+      </w:pPr>
+      <w:r>
+        <w:rPr/>
+        <w:t>Kami akan memberitahukan keadaan tersebut dan memulihkan layanan secepatnya.</w:t>
+      </w:r>
+    </w:p>
+    <w:p>
+      <w:pPr>
+        <w:pStyle w:val="Heading2"/>
+        <w:rPr/>
+      </w:pPr>
+      <w:r>
+        <w:rPr/>
+        <w:t>16. Perubahan ketentuan</w:t>
       </w:r>
     </w:p>
     <w:p>
@@ -2878,7 +2889,7 @@
       </w:pPr>
       <w:r>
         <w:rPr/>
-        <w:t>Bila Anda tidak menyetujui perubahan, Anda dapat menghentikan Langganan atau mengundurkan diri sebelum perubahan berlaku, tanpa denda.</w:t>
+        <w:t>Perubahan Syarat dan Ketentuan diberitahukan paling lambat 14 hari sebelum berlaku. Perubahan yang menyangkut Mitra PLS diberitahukan 30 hari sebelumnya.</w:t>
       </w:r>
     </w:p>
     <w:p>
@@ -2893,17 +2904,7 @@
       </w:pPr>
       <w:r>
         <w:rPr/>
-        <w:t>Perubahan tidak berlaku surut dan tidak mengurangi hak yang sudah timbul.</w:t>
-      </w:r>
-    </w:p>
-    <w:p>
-      <w:pPr>
-        <w:pStyle w:val="Heading2"/>
-        <w:rPr/>
-      </w:pPr>
-      <w:r>
-        <w:rPr/>
-        <w:t>17. Hukum yang berlaku dan penyelesaian sengketa</w:t>
+        <w:t>Bila Anda tidak menyetujui perubahan, Anda dapat menghentikan Langganan atau mengundurkan diri sebelum perubahan berlaku, tanpa denda.</w:t>
       </w:r>
     </w:p>
     <w:p>
@@ -2918,7 +2919,17 @@
       </w:pPr>
       <w:r>
         <w:rPr/>
-        <w:t>Ketentuan ini tunduk pada hukum Republik Indonesia dan dibuat dalam Bahasa Indonesia.</w:t>
+        <w:t>Perubahan tidak berlaku surut dan tidak mengurangi hak yang sudah timbul.</w:t>
+      </w:r>
+    </w:p>
+    <w:p>
+      <w:pPr>
+        <w:pStyle w:val="Heading2"/>
+        <w:rPr/>
+      </w:pPr>
+      <w:r>
+        <w:rPr/>
+        <w:t>17. Hukum yang berlaku dan penyelesaian sengketa</w:t>
       </w:r>
     </w:p>
     <w:p>
@@ -2933,7 +2944,7 @@
       </w:pPr>
       <w:r>
         <w:rPr/>
-        <w:t>Sengketa diselesaikan lebih dulu secara musyawarah melalui layanan pengaduan dalam 30 hari.</w:t>
+        <w:t>Ketentuan ini tunduk pada hukum Republik Indonesia dan dibuat dalam Bahasa Indonesia.</w:t>
       </w:r>
     </w:p>
     <w:p>
@@ -2948,74 +2959,7 @@
       </w:pPr>
       <w:r>
         <w:rPr/>
-        <w:t>Bila tidak tercapai kesepakatan, Anda dapat menempuh penyelesaian melalui Badan Penyelesaian Sengketa Konsumen (BPSK) atau pengadilan yang berwenang. Bagi Mitra PLS, penyelesaian mengikuti Kode Etik Bab VII.</w:t>
-      </w:r>
-    </w:p>
-    <w:p>
-      <w:pPr>
-        <w:pStyle w:val="Heading2"/>
-        <w:rPr/>
-      </w:pPr>
-      <w:r>
-        <w:rPr/>
-        <w:t>18. Pengaduan</w:t>
-      </w:r>
-    </w:p>
-    <w:p>
-      <w:pPr>
-        <w:pStyle w:val="Normal"/>
-        <w:spacing w:before="0" w:after="120"/>
-        <w:rPr/>
-      </w:pPr>
-      <w:r>
-        <w:rPr/>
-        <w:t>Pengaduan dapat disampaikan melalui [telepon/WhatsApp ●], [surel ●], atau formulir di mitrans.id. Kami menanggapi paling lambat 3 hari kerja dan memberi penyelesaian paling lambat 14 hari kerja.</w:t>
-      </w:r>
-      <w:r>
-        <w:br w:type="page"/>
-      </w:r>
-    </w:p>
-    <w:p>
-      <w:pPr>
-        <w:pStyle w:val="Heading1"/>
-        <w:spacing w:before="0" w:after="200"/>
-        <w:rPr/>
-      </w:pPr>
-      <w:r>
-        <w:rPr/>
-        <w:t>Bagian B. Ketentuan Kemitraan</w:t>
-      </w:r>
-    </w:p>
-    <w:p>
-      <w:pPr>
-        <w:pStyle w:val="Normal"/>
-        <w:spacing w:before="0" w:after="120"/>
-        <w:rPr/>
-      </w:pPr>
-      <w:r>
-        <w:rPr/>
-        <w:t xml:space="preserve">Bagian ini berlaku tambahan bagi Pengguna yang mendaftar sebagai Mitra PLS. Bagian ini merupakan </w:t>
-      </w:r>
-      <w:r>
-        <w:rPr>
-          <w:b/>
-          <w:bCs/>
-        </w:rPr>
-        <w:t>perjanjian tertulis</w:t>
-      </w:r>
-      <w:r>
-        <w:rPr/>
-        <w:t xml:space="preserve"> antara Perusahaan dan Mitra PLS, dan menjadi satu kesatuan dengan Rencana Pemasaran dan Kode Etik.</w:t>
-      </w:r>
-    </w:p>
-    <w:p>
-      <w:pPr>
-        <w:pStyle w:val="Heading2"/>
-        <w:rPr/>
-      </w:pPr>
-      <w:r>
-        <w:rPr/>
-        <w:t>19. Kedudukan Mitra PLS</w:t>
+        <w:t>Sengketa diselesaikan lebih dulu secara musyawarah melalui layanan pengaduan dalam 30 hari.</w:t>
       </w:r>
     </w:p>
     <w:p>
@@ -3030,18 +2974,74 @@
       </w:pPr>
       <w:r>
         <w:rPr/>
-        <w:t xml:space="preserve">Mitra PLS adalah pelaku usaha mandiri. Mitra PLS </w:t>
+        <w:t>Bila tidak tercapai kesepakatan, Anda dapat menempuh penyelesaian melalui Badan Penyelesaian Sengketa Konsumen (BPSK) atau pengadilan yang berwenang. Bagi Mitra PLS, penyelesaian mengikuti Kode Etik Bab VII.</w:t>
+      </w:r>
+    </w:p>
+    <w:p>
+      <w:pPr>
+        <w:pStyle w:val="Heading2"/>
+        <w:rPr/>
+      </w:pPr>
+      <w:r>
+        <w:rPr/>
+        <w:t>18. Pengaduan</w:t>
+      </w:r>
+    </w:p>
+    <w:p>
+      <w:pPr>
+        <w:pStyle w:val="Normal"/>
+        <w:spacing w:before="0" w:after="120"/>
+        <w:rPr/>
+      </w:pPr>
+      <w:r>
+        <w:rPr/>
+        <w:t>Pengaduan dapat disampaikan melalui [telepon/WhatsApp ●], [surel ●], atau formulir di mitrans.id. Kami menanggapi paling lambat 3 hari kerja dan memberi penyelesaian paling lambat 14 hari kerja.</w:t>
+      </w:r>
+      <w:r>
+        <w:br w:type="page"/>
+      </w:r>
+    </w:p>
+    <w:p>
+      <w:pPr>
+        <w:pStyle w:val="Heading1"/>
+        <w:spacing w:before="0" w:after="200"/>
+        <w:rPr/>
+      </w:pPr>
+      <w:r>
+        <w:rPr/>
+        <w:t>Bagian B. Ketentuan Kemitraan</w:t>
+      </w:r>
+    </w:p>
+    <w:p>
+      <w:pPr>
+        <w:pStyle w:val="Normal"/>
+        <w:spacing w:before="0" w:after="120"/>
+        <w:rPr/>
+      </w:pPr>
+      <w:r>
+        <w:rPr/>
+        <w:t xml:space="preserve">Bagian ini berlaku tambahan bagi Pengguna yang mendaftar sebagai Mitra PLS. Bagian ini merupakan </w:t>
       </w:r>
       <w:r>
         <w:rPr>
           <w:b/>
           <w:bCs/>
         </w:rPr>
-        <w:t>bukan karyawan, agen, atau kuasa</w:t>
-      </w:r>
-      <w:r>
-        <w:rPr/>
-        <w:t xml:space="preserve"> Perusahaan.</w:t>
+        <w:t>perjanjian tertulis</w:t>
+      </w:r>
+      <w:r>
+        <w:rPr/>
+        <w:t xml:space="preserve"> antara Perusahaan dan Mitra PLS, dan menjadi satu kesatuan dengan Rencana Pemasaran dan Kode Etik.</w:t>
+      </w:r>
+    </w:p>
+    <w:p>
+      <w:pPr>
+        <w:pStyle w:val="Heading2"/>
+        <w:rPr/>
+      </w:pPr>
+      <w:r>
+        <w:rPr/>
+        <w:t>19. Kedudukan Mitra PLS</w:t>
       </w:r>
     </w:p>
     <w:p>
@@ -3056,17 +3056,18 @@
       </w:pPr>
       <w:r>
         <w:rPr/>
-        <w:t>Mitra PLS tidak berhak membuat perjanjian atau menerima pembayaran atas nama Perusahaan.</w:t>
-      </w:r>
-    </w:p>
-    <w:p>
-      <w:pPr>
-        <w:pStyle w:val="Heading2"/>
-        <w:rPr/>
-      </w:pPr>
-      <w:r>
-        <w:rPr/>
-        <w:t>20. Pendaftaran</w:t>
+        <w:t xml:space="preserve">Mitra PLS adalah pelaku usaha mandiri. Mitra PLS </w:t>
+      </w:r>
+      <w:r>
+        <w:rPr>
+          <w:b/>
+          <w:bCs/>
+        </w:rPr>
+        <w:t>bukan karyawan, agen, atau kuasa</w:t>
+      </w:r>
+      <w:r>
+        <w:rPr/>
+        <w:t xml:space="preserve"> Perusahaan.</w:t>
       </w:r>
     </w:p>
     <w:p>
@@ -3080,11 +3081,18 @@
         <w:rPr/>
       </w:pPr>
       <w:r>
-        <w:rPr>
-          <w:b/>
-          <w:bCs/>
-        </w:rPr>
-        <w:t>Pendaftaran Mitra PLS tidak dipungut biaya dan tidak mewajibkan pembelian produk apa pun.</w:t>
+        <w:rPr/>
+        <w:t>Mitra PLS tidak berhak membuat perjanjian atau menerima pembayaran atas nama Perusahaan.</w:t>
+      </w:r>
+    </w:p>
+    <w:p>
+      <w:pPr>
+        <w:pStyle w:val="Heading2"/>
+        <w:rPr/>
+      </w:pPr>
+      <w:r>
+        <w:rPr/>
+        <w:t>20. Pendaftaran</w:t>
       </w:r>
     </w:p>
     <w:p>
@@ -3098,8 +3106,11 @@
         <w:rPr/>
       </w:pPr>
       <w:r>
-        <w:rPr/>
-        <w:t>Sebelum mendaftar, Mitra PLS telah menerima dan membaca Rencana Pemasaran, Kode Etik, dan ketentuan ini.</w:t>
+        <w:rPr>
+          <w:b/>
+          <w:bCs/>
+        </w:rPr>
+        <w:t>Pendaftaran Mitra PLS tidak dipungut biaya dan tidak mewajibkan pembelian produk apa pun.</w:t>
       </w:r>
     </w:p>
     <w:p>
@@ -3114,7 +3125,7 @@
       </w:pPr>
       <w:r>
         <w:rPr/>
-        <w:t>Mitra PLS baru memiliki masa pertimbangan 10 hari kerja (Pasal 7 angka 2).</w:t>
+        <w:t>Sebelum mendaftar, Mitra PLS telah menerima dan membaca Rencana Pemasaran, Kode Etik, dan ketentuan ini.</w:t>
       </w:r>
     </w:p>
     <w:p>
@@ -3129,7 +3140,7 @@
       </w:pPr>
       <w:r>
         <w:rPr/>
-        <w:t>Posisi dalam jaringan biner diberikan saat Mitra PLS mengaktifkan Lisensi pertamanya, atau melalui konversi Lisensi Pelanggan paling lambat 60 hari sejak pembelian, sesuai Rencana Pemasaran bagian 5.4 dan 5.5.</w:t>
+        <w:t>Mitra PLS baru memiliki masa pertimbangan 10 hari kerja (Pasal 7 angka 2).</w:t>
       </w:r>
     </w:p>
     <w:p>
@@ -3144,7 +3155,7 @@
       </w:pPr>
       <w:r>
         <w:rPr/>
-        <w:t>Posisi jaringan ditempatkan otomatis oleh sistem di bawah posisi Sponsor, pada kaki yang jumlah Lisensinya lebih sedikit, di ujung terluar kaki itu. Bila Sponsor belum memegang Lisensi, posisi ditempatkan di bawah posisi terdekat pada garis Sponsor-nya (Rencana Pemasaran Bab 4 dan bagian 5.4).</w:t>
+        <w:t>Posisi dalam jaringan biner diberikan saat Mitra PLS mengaktifkan Lisensi pertamanya, atau melalui konversi Lisensi Pelanggan paling lambat 60 hari sejak pembelian, sesuai Rencana Pemasaran bagian 5.4 dan 5.5.</w:t>
       </w:r>
     </w:p>
     <w:p>
@@ -3159,17 +3170,7 @@
       </w:pPr>
       <w:r>
         <w:rPr/>
-        <w:t>Tautan rujukan aktif setelah Mitra PLS lulus kuis singkat tentang Kode Etik, tanpa biaya.</w:t>
-      </w:r>
-    </w:p>
-    <w:p>
-      <w:pPr>
-        <w:pStyle w:val="Heading2"/>
-        <w:rPr/>
-      </w:pPr>
-      <w:r>
-        <w:rPr/>
-        <w:t>21. Komisi dan bonus</w:t>
+        <w:t>Posisi jaringan ditempatkan otomatis oleh sistem di bawah posisi Sponsor, pada kaki yang jumlah Lisensinya lebih sedikit, di ujung terluar kaki itu. Bila Sponsor belum memegang Lisensi, posisi ditempatkan di bawah posisi terdekat pada garis Sponsor-nya (Rencana Pemasaran Bab 4 dan bagian 5.4).</w:t>
       </w:r>
     </w:p>
     <w:p>
@@ -3184,18 +3185,17 @@
       </w:pPr>
       <w:r>
         <w:rPr/>
-        <w:t xml:space="preserve">Komisi dan bonus dihitung dan dibayarkan </w:t>
-      </w:r>
-      <w:r>
-        <w:rPr>
-          <w:b/>
-          <w:bCs/>
-        </w:rPr>
-        <w:t>hanya</w:t>
-      </w:r>
-      <w:r>
-        <w:rPr/>
-        <w:t xml:space="preserve"> menurut Rencana Pemasaran yang berlaku.</w:t>
+        <w:t>Tautan rujukan aktif setelah Mitra PLS lulus kuis singkat tentang Kode Etik, tanpa biaya.</w:t>
+      </w:r>
+    </w:p>
+    <w:p>
+      <w:pPr>
+        <w:pStyle w:val="Heading2"/>
+        <w:rPr/>
+      </w:pPr>
+      <w:r>
+        <w:rPr/>
+        <w:t>21. Komisi dan bonus</w:t>
       </w:r>
     </w:p>
     <w:p>
@@ -3210,7 +3210,18 @@
       </w:pPr>
       <w:r>
         <w:rPr/>
-        <w:t>Komisi dan bonus berasal dari penjualan Lisensi dan Langganan kepada pemakai. Tidak ada komisi atau bonus dari pendaftaran atau perekrutan.</w:t>
+        <w:t xml:space="preserve">Komisi dan bonus dihitung dan dibayarkan </w:t>
+      </w:r>
+      <w:r>
+        <w:rPr>
+          <w:b/>
+          <w:bCs/>
+        </w:rPr>
+        <w:t>hanya</w:t>
+      </w:r>
+      <w:r>
+        <w:rPr/>
+        <w:t xml:space="preserve"> menurut Rencana Pemasaran yang berlaku.</w:t>
       </w:r>
     </w:p>
     <w:p>
@@ -3224,15 +3235,8 @@
         <w:rPr/>
       </w:pPr>
       <w:r>
-        <w:rPr>
-          <w:b/>
-          <w:bCs/>
-        </w:rPr>
-        <w:t>Penghasilan tidak dijamin.</w:t>
-      </w:r>
-      <w:r>
-        <w:rPr/>
-        <w:t xml:space="preserve"> Besarnya bergantung pada penjualan dan pembinaan yang dilakukan Mitra PLS sendiri. Perusahaan menerbitkan pengungkapan penghasilan Mitra PLS setiap tahun.</w:t>
+        <w:rPr/>
+        <w:t>Komisi dan bonus berasal dari penjualan Lisensi dan Langganan kepada pemakai. Tidak ada komisi atau bonus dari pendaftaran atau perekrutan.</w:t>
       </w:r>
     </w:p>
     <w:p>
@@ -3246,15 +3250,22 @@
         <w:rPr/>
       </w:pPr>
       <w:r>
-        <w:rPr/>
-        <w:t>Pembayaran:</w:t>
+        <w:rPr>
+          <w:b/>
+          <w:bCs/>
+        </w:rPr>
+        <w:t>Penghasilan tidak dijamin.</w:t>
+      </w:r>
+      <w:r>
+        <w:rPr/>
+        <w:t xml:space="preserve"> Besarnya bergantung pada penjualan dan pembinaan yang dilakukan Mitra PLS sendiri. Perusahaan menerbitkan pengungkapan penghasilan Mitra PLS setiap tahun.</w:t>
       </w:r>
     </w:p>
     <w:p>
       <w:pPr>
         <w:pStyle w:val="ListParagraph"/>
         <w:numPr>
-          <w:ilvl w:val="1"/>
+          <w:ilvl w:val="0"/>
           <w:numId w:val="216"/>
         </w:numPr>
         <w:spacing w:before="0" w:after="60"/>
@@ -3262,7 +3273,7 @@
       </w:pPr>
       <w:r>
         <w:rPr/>
-        <w:t>dilakukan setiap Jumat dan pada tutup bulan menurut jadwal di Rencana Pemasaran Bab 11. Bonus Level, Pasangan, dan Pembinaan dibayar setiap Jumat sebagai uang muka 80%; sisa 20% dibayar setelah tutup bulan sesuai faktor plafon, dan kelebihan uang muka dipotong dari pembayaran berikutnya;</w:t>
+        <w:t>Pembayaran:</w:t>
       </w:r>
     </w:p>
     <w:p>
@@ -3277,14 +3288,14 @@
       </w:pPr>
       <w:r>
         <w:rPr/>
-        <w:t>ditransfer ke rekening atas nama Mitra PLS.</w:t>
+        <w:t>dilakukan setiap Jumat dan pada tutup bulan menurut jadwal di Rencana Pemasaran Bab 11. Bonus Level, Pasangan, dan Pembinaan dibayar setiap Jumat sebagai uang muka 80%; sisa 20% dibayar setelah tutup bulan sesuai faktor plafon, dan kelebihan uang muka dipotong dari pembayaran berikutnya;</w:t>
       </w:r>
     </w:p>
     <w:p>
       <w:pPr>
         <w:pStyle w:val="ListParagraph"/>
         <w:numPr>
-          <w:ilvl w:val="0"/>
+          <w:ilvl w:val="1"/>
           <w:numId w:val="218"/>
         </w:numPr>
         <w:spacing w:before="0" w:after="60"/>
@@ -3292,7 +3303,7 @@
       </w:pPr>
       <w:r>
         <w:rPr/>
-        <w:t>Perusahaan memotong pajak penghasilan atas komisi dan bonus sesuai ketentuan perpajakan dan menerbitkan bukti potong. Mitra PLS bertanggung jawab atas kewajiban pajak lainnya.</w:t>
+        <w:t>ditransfer ke rekening atas nama Mitra PLS.</w:t>
       </w:r>
     </w:p>
     <w:p>
@@ -3307,7 +3318,7 @@
       </w:pPr>
       <w:r>
         <w:rPr/>
-        <w:t>Mitra PLS dapat mengajukan keberatan atas perhitungan komisi dan bonus dalam 30 hari setelah pembayaran. Perusahaan menjawab paling lambat 14 hari kerja.</w:t>
+        <w:t>Perusahaan memotong pajak penghasilan atas komisi dan bonus sesuai ketentuan perpajakan dan menerbitkan bukti potong. Mitra PLS bertanggung jawab atas kewajiban pajak lainnya.</w:t>
       </w:r>
     </w:p>
     <w:p>
@@ -3321,36 +3332,8 @@
         <w:rPr/>
       </w:pPr>
       <w:r>
-        <w:rPr>
-          <w:b/>
-          <w:bCs/>
-        </w:rPr>
-        <w:t>Pembayaran Langganan dari bonus (potong bonus).</w:t>
-      </w:r>
-      <w:r>
-        <w:rPr/>
-        <w:t xml:space="preserve"> Mitra PLS dapat membayar Langganannya sendiri dengan potongan dari komisi dan bonus yang sudah ditetapkan dan belum ditransfer. Ketentuannya: (a) potongan hanya dilakukan atas permintaan dan persetujuan tegas Mitra PLS untuk setiap pembayaran, tidak dilakukan otomatis, dan bukan syarat untuk menerima komisi, bonus, atau peringkat apa pun; (b) potongan diambil dari jumlah yang akan ditransfer setelah pemotongan pajak penghasilan menurut angka 5, sehingga nominal komisi dan bonus serta dasar pengenaan pajaknya tidak berubah; (c) nominal dipotong dari transfer Jumat terdekat yang mencukupi, dan rinciannya ditampilkan di kantor maya serta pada bukti pembayaran; (d) paling banyak satu periode Langganan dapat dibayar di muka; (e) bila Langganan itu dibatalkan sebelum transfer, potongan dibatalkan, dan bila sesudahnya, dana dikembalikan menurut Pasal 7; (f) Langganan yang dibayar dengan cara ini diperlakukan sama dengan Langganan yang dibayar melalui kanal resmi, termasuk dalam perhitungan Plan B; (g) cara ini hanya untuk Langganan milik Mitra PLS sendiri dan tidak dapat dipakai untuk membayar pembelian orang lain; (h) yang dapat dipakai hanya bonus yang aman, yaitu tidak termasuk bonus dari penjualan yang masih dalam masa pembatalan 14 hari, dan setelah dikurangi piutang penarikan bonus; bila tidak mencukupi, pembayaran dari bonus tidak dapat dilakukan, dan nilai transfer tidak pernah menjadi negatif.</w:t>
-      </w:r>
-    </w:p>
-    <w:p>
-      <w:pPr>
-        <w:pStyle w:val="Heading2"/>
-        <w:rPr/>
-      </w:pPr>
-      <w:r>
-        <w:rPr/>
-        <w:t>22. Kewajiban dan larangan Mitra PLS</w:t>
-      </w:r>
-    </w:p>
-    <w:p>
-      <w:pPr>
-        <w:pStyle w:val="Normal"/>
-        <w:spacing w:before="0" w:after="120"/>
-        <w:rPr/>
-      </w:pPr>
-      <w:r>
-        <w:rPr/>
-        <w:t>Mitra PLS wajib mematuhi Kode Etik, terutama:</w:t>
+        <w:rPr/>
+        <w:t>Mitra PLS dapat mengajukan keberatan atas perhitungan komisi dan bonus dalam 30 hari setelah pembayaran. Perusahaan menjawab paling lambat 14 hari kerja.</w:t>
       </w:r>
     </w:p>
     <w:p>
@@ -3364,8 +3347,36 @@
         <w:rPr/>
       </w:pPr>
       <w:r>
-        <w:rPr/>
-        <w:t>menjelaskan produk sebagai alat analisis dan edukasi, bukan produk investasi;</w:t>
+        <w:rPr>
+          <w:b/>
+          <w:bCs/>
+        </w:rPr>
+        <w:t>Pembayaran Langganan dari bonus (potong bonus).</w:t>
+      </w:r>
+      <w:r>
+        <w:rPr/>
+        <w:t xml:space="preserve"> Mitra PLS dapat membayar Langganannya sendiri dengan potongan dari komisi dan bonus yang sudah ditetapkan dan belum ditransfer. Ketentuannya: (a) potongan hanya dilakukan atas permintaan dan persetujuan tegas Mitra PLS untuk setiap pembayaran, tidak dilakukan otomatis, dan bukan syarat untuk menerima komisi, bonus, atau peringkat apa pun; (b) potongan diambil dari jumlah yang akan ditransfer setelah pemotongan pajak penghasilan menurut angka 5, sehingga nominal komisi dan bonus serta dasar pengenaan pajaknya tidak berubah; (c) nominal dipotong dari transfer Jumat terdekat yang mencukupi, dan rinciannya ditampilkan di kantor maya serta pada bukti pembayaran; (d) paling banyak satu periode Langganan dapat dibayar di muka; (e) bila Langganan itu dibatalkan sebelum transfer, potongan dibatalkan, dan bila sesudahnya, dana dikembalikan menurut Pasal 7; (f) Langganan yang dibayar dengan cara ini diperlakukan sama dengan Langganan yang dibayar melalui kanal resmi, termasuk dalam perhitungan Plan B; (g) cara ini hanya untuk Langganan milik Mitra PLS sendiri dan tidak dapat dipakai untuk membayar pembelian orang lain; (h) yang dapat dipakai hanya bonus yang aman, yaitu tidak termasuk bonus dari penjualan yang masih dalam masa pembatalan 14 hari, dan setelah dikurangi piutang penarikan bonus; bila tidak mencukupi, pembayaran dari bonus tidak dapat dilakukan, dan nilai transfer tidak pernah menjadi negatif.</w:t>
+      </w:r>
+    </w:p>
+    <w:p>
+      <w:pPr>
+        <w:pStyle w:val="Heading2"/>
+        <w:rPr/>
+      </w:pPr>
+      <w:r>
+        <w:rPr/>
+        <w:t>22. Kewajiban dan larangan Mitra PLS</w:t>
+      </w:r>
+    </w:p>
+    <w:p>
+      <w:pPr>
+        <w:pStyle w:val="Normal"/>
+        <w:spacing w:before="0" w:after="120"/>
+        <w:rPr/>
+      </w:pPr>
+      <w:r>
+        <w:rPr/>
+        <w:t>Mitra PLS wajib mematuhi Kode Etik, terutama:</w:t>
       </w:r>
     </w:p>
     <w:p>
@@ -3380,7 +3391,7 @@
       </w:pPr>
       <w:r>
         <w:rPr/>
-        <w:t>tidak menjanjikan penghasilan atau keuntungan investasi;</w:t>
+        <w:t>menjelaskan produk sebagai alat analisis dan edukasi, bukan produk investasi;</w:t>
       </w:r>
     </w:p>
     <w:p>
@@ -3395,7 +3406,7 @@
       </w:pPr>
       <w:r>
         <w:rPr/>
-        <w:t>tidak menarik biaya dari siapa pun dan tidak menerima pembayaran ke rekening pribadi;</w:t>
+        <w:t>tidak menjanjikan penghasilan atau keuntungan investasi;</w:t>
       </w:r>
     </w:p>
     <w:p>
@@ -3410,7 +3421,7 @@
       </w:pPr>
       <w:r>
         <w:rPr/>
-        <w:t>tidak menjual melalui lokapasar (online marketplace);</w:t>
+        <w:t>tidak menarik biaya dari siapa pun dan tidak menerima pembayaran ke rekening pribadi;</w:t>
       </w:r>
     </w:p>
     <w:p>
@@ -3425,7 +3436,7 @@
       </w:pPr>
       <w:r>
         <w:rPr/>
-        <w:t>menjaga data pribadi Pelanggan dan Mitra PLS lain;</w:t>
+        <w:t>tidak menjual melalui lokapasar (online marketplace);</w:t>
       </w:r>
     </w:p>
     <w:p>
@@ -3440,17 +3451,7 @@
       </w:pPr>
       <w:r>
         <w:rPr/>
-        <w:t>mendampingi orientasi Pelanggan dan Mitra PLS baru yang ia rujuk.</w:t>
-      </w:r>
-    </w:p>
-    <w:p>
-      <w:pPr>
-        <w:pStyle w:val="Heading2"/>
-        <w:rPr/>
-      </w:pPr>
-      <w:r>
-        <w:rPr/>
-        <w:t>23. Data Mitra PLS yang terlihat oleh pihak lain</w:t>
+        <w:t>menjaga data pribadi Pelanggan dan Mitra PLS lain;</w:t>
       </w:r>
     </w:p>
     <w:p>
@@ -3465,7 +3466,7 @@
       </w:pPr>
       <w:r>
         <w:rPr/>
-        <w:t>Sponsor dan upline dapat melihat nama, peringkat, status aktif, dan volume jaringan Mitra PLS di bawahnya untuk keperluan pembinaan.</w:t>
+        <w:t>mendampingi orientasi Pelanggan dan Mitra PLS baru yang ia rujuk.</w:t>
       </w:r>
     </w:p>
     <w:p>
@@ -3480,7 +3481,17 @@
       </w:pPr>
       <w:r>
         <w:rPr/>
-        <w:t>Nomor telepon Mitra PLS hanya ditampilkan kepada Sponsor langsungnya, dengan persetujuan Mitra PLS.</w:t>
+        <w:t>menjual e-book miliknya hanya melalui Agent Marketing dan hanya setelah disetujui Perusahaan. E-book buatan Mitra PLS di Agent Marketing adalah produk Mitra PLS, bukan produk Perusahaan: harga Rp25.000–Rp150.000, hasil penjualan diterima Mitra PLS melalui kanal pembayaran platform dan diteruskan ke rekening Mitra PLS, tanpa PV, tanpa komisi, dan tidak dihitung untuk bonus apa pun. Setiap e-book dan halaman penawarannya wajib disetujui Perusahaan sebelum tayang. Perusahaan menyediakan Agent Marketing tanpa biaya. Mitra PLS bertanggung jawab atas isi dan hak cipta e-book, layanan kepada pembelinya, dan pajak atas penghasilannya. E-book bersifat edukasi dan tidak boleh memuat nasihat investasi pribadi, janji keuntungan, atau sinyal beli/jual. Perusahaan dapat meminta perbaikan, menolak, atau menurunkan e-book yang melanggar Kode Etik. Pembeli e-book yang belum memiliki akun dicatat dengan Mitra PLS pemilik e-book sebagai Sponsor, dan Sponsor ini tidak berubah oleh pembelian atau tautan berikutnya.</w:t>
+      </w:r>
+    </w:p>
+    <w:p>
+      <w:pPr>
+        <w:pStyle w:val="Heading2"/>
+        <w:rPr/>
+      </w:pPr>
+      <w:r>
+        <w:rPr/>
+        <w:t>23. Data Mitra PLS yang terlihat oleh pihak lain</w:t>
       </w:r>
     </w:p>
     <w:p>
@@ -3495,17 +3506,7 @@
       </w:pPr>
       <w:r>
         <w:rPr/>
-        <w:t>Data identitas dan rekening tidak ditampilkan kepada Mitra PLS lain.</w:t>
-      </w:r>
-    </w:p>
-    <w:p>
-      <w:pPr>
-        <w:pStyle w:val="Heading2"/>
-        <w:rPr/>
-      </w:pPr>
-      <w:r>
-        <w:rPr/>
-        <w:t>24. Berakhirnya kemitraan</w:t>
+        <w:t>Sponsor dan upline dapat melihat nama, peringkat, status aktif, dan volume jaringan Mitra PLS di bawahnya untuk keperluan pembinaan.</w:t>
       </w:r>
     </w:p>
     <w:p>
@@ -3520,7 +3521,7 @@
       </w:pPr>
       <w:r>
         <w:rPr/>
-        <w:t>Kemitraan berakhir karena pengunduran diri, pemutusan sebagai sanksi, atau sebab lain menurut Kode Etik Bab II.</w:t>
+        <w:t>Nomor telepon Mitra PLS hanya ditampilkan kepada Sponsor langsungnya, dengan persetujuan Mitra PLS.</w:t>
       </w:r>
     </w:p>
     <w:p>
@@ -3535,7 +3536,17 @@
       </w:pPr>
       <w:r>
         <w:rPr/>
-        <w:t>Setelah kemitraan berakhir, Mitra PLS tidak boleh lagi memakai merek dan materi Perusahaan, dan tetap wajib menjaga kerahasiaan data yang ia ketahui.</w:t>
+        <w:t>Data identitas dan rekening tidak ditampilkan kepada Mitra PLS lain.</w:t>
+      </w:r>
+    </w:p>
+    <w:p>
+      <w:pPr>
+        <w:pStyle w:val="Heading2"/>
+        <w:rPr/>
+      </w:pPr>
+      <w:r>
+        <w:rPr/>
+        <w:t>24. Berakhirnya kemitraan</w:t>
       </w:r>
     </w:p>
     <w:p>
@@ -3550,28 +3561,7 @@
       </w:pPr>
       <w:r>
         <w:rPr/>
-        <w:t>Komisi dan bonus yang sudah menjadi hak tetap dibayarkan, kecuali yang diperoleh dari pelanggaran.</w:t>
-      </w:r>
-    </w:p>
-    <w:p>
-      <w:pPr>
-        <w:pStyle w:val="Heading2"/>
-        <w:rPr/>
-      </w:pPr>
-      <w:r>
-        <w:rPr/>
-        <w:t>25. Persetujuan elektronik</w:t>
-      </w:r>
-    </w:p>
-    <w:p>
-      <w:pPr>
-        <w:pStyle w:val="Normal"/>
-        <w:spacing w:before="0" w:after="120"/>
-        <w:rPr/>
-      </w:pPr>
-      <w:r>
-        <w:rPr/>
-        <w:t>Dengan mencentang kotak persetujuan saat pendaftaran, Mitra PLS menyatakan:</w:t>
+        <w:t>Kemitraan berakhir karena pengunduran diri, pemutusan sebagai sanksi, atau sebab lain menurut Kode Etik Bab II.</w:t>
       </w:r>
     </w:p>
     <w:p>
@@ -3586,7 +3576,7 @@
       </w:pPr>
       <w:r>
         <w:rPr/>
-        <w:t>telah membaca, memahami, dan menyetujui Bagian A dan Bagian B ini, Rencana Pemasaran, dan Kode Etik;</w:t>
+        <w:t>Setelah kemitraan berakhir, Mitra PLS tidak boleh lagi memakai merek dan materi Perusahaan, dan tetap wajib menjaga kerahasiaan data yang ia ketahui.</w:t>
       </w:r>
     </w:p>
     <w:p>
@@ -3595,6 +3585,57 @@
         <w:numPr>
           <w:ilvl w:val="0"/>
           <w:numId w:val="234"/>
+        </w:numPr>
+        <w:spacing w:before="0" w:after="60"/>
+        <w:rPr/>
+      </w:pPr>
+      <w:r>
+        <w:rPr/>
+        <w:t>Komisi dan bonus yang sudah menjadi hak tetap dibayarkan, kecuali yang diperoleh dari pelanggaran.</w:t>
+      </w:r>
+    </w:p>
+    <w:p>
+      <w:pPr>
+        <w:pStyle w:val="Heading2"/>
+        <w:rPr/>
+      </w:pPr>
+      <w:r>
+        <w:rPr/>
+        <w:t>25. Persetujuan elektronik</w:t>
+      </w:r>
+    </w:p>
+    <w:p>
+      <w:pPr>
+        <w:pStyle w:val="Normal"/>
+        <w:spacing w:before="0" w:after="120"/>
+        <w:rPr/>
+      </w:pPr>
+      <w:r>
+        <w:rPr/>
+        <w:t>Dengan mencentang kotak persetujuan saat pendaftaran, Mitra PLS menyatakan:</w:t>
+      </w:r>
+    </w:p>
+    <w:p>
+      <w:pPr>
+        <w:pStyle w:val="ListParagraph"/>
+        <w:numPr>
+          <w:ilvl w:val="0"/>
+          <w:numId w:val="235"/>
+        </w:numPr>
+        <w:spacing w:before="0" w:after="60"/>
+        <w:rPr/>
+      </w:pPr>
+      <w:r>
+        <w:rPr/>
+        <w:t>telah membaca, memahami, dan menyetujui Bagian A dan Bagian B ini, Rencana Pemasaran, dan Kode Etik;</w:t>
+      </w:r>
+    </w:p>
+    <w:p>
+      <w:pPr>
+        <w:pStyle w:val="ListParagraph"/>
+        <w:numPr>
+          <w:ilvl w:val="0"/>
+          <w:numId w:val="236"/>
         </w:numPr>
         <w:spacing w:before="0" w:after="60"/>
         <w:rPr/>
@@ -3692,7 +3733,7 @@
     </w:r>
     <w:r>
       <w:rPr/>
-      <w:t>10</w:t>
+      <w:t>11</w:t>
     </w:r>
     <w:r>
       <w:rPr/>
@@ -3720,7 +3761,7 @@
     </w:r>
     <w:r>
       <w:rPr/>
-      <w:t>10</w:t>
+      <w:t>11</w:t>
     </w:r>
     <w:r>
       <w:rPr/>
@@ -14899,7 +14940,7 @@
     <w:abstractNumId w:val="4"/>
   </w:num>
   <w:num w:numId="158">
-    <w:abstractNumId w:val="3"/>
+    <w:abstractNumId w:val="4"/>
   </w:num>
   <w:num w:numId="159">
     <w:abstractNumId w:val="3"/>
@@ -14926,10 +14967,10 @@
     <w:abstractNumId w:val="3"/>
   </w:num>
   <w:num w:numId="167">
+    <w:abstractNumId w:val="3"/>
+  </w:num>
+  <w:num w:numId="168">
     <w:abstractNumId w:val="4"/>
-  </w:num>
-  <w:num w:numId="168">
-    <w:abstractNumId w:val="3"/>
   </w:num>
   <w:num w:numId="169">
     <w:abstractNumId w:val="3"/>
@@ -14944,13 +14985,13 @@
     <w:abstractNumId w:val="3"/>
   </w:num>
   <w:num w:numId="173">
-    <w:abstractNumId w:val="4"/>
+    <w:abstractNumId w:val="3"/>
   </w:num>
   <w:num w:numId="174">
     <w:abstractNumId w:val="4"/>
   </w:num>
   <w:num w:numId="175">
-    <w:abstractNumId w:val="3"/>
+    <w:abstractNumId w:val="4"/>
   </w:num>
   <w:num w:numId="176">
     <w:abstractNumId w:val="3"/>
@@ -14968,40 +15009,40 @@
     <w:abstractNumId w:val="3"/>
   </w:num>
   <w:num w:numId="181">
-    <w:abstractNumId w:val="4"/>
+    <w:abstractNumId w:val="3"/>
   </w:num>
   <w:num w:numId="182">
     <w:abstractNumId w:val="4"/>
   </w:num>
   <w:num w:numId="183">
+    <w:abstractNumId w:val="4"/>
+  </w:num>
+  <w:num w:numId="184">
     <w:abstractNumId w:val="4"/>
     <w:lvlOverride w:ilvl="0">
       <w:startOverride w:val="1"/>
     </w:lvlOverride>
   </w:num>
-  <w:num w:numId="184">
+  <w:num w:numId="185">
     <w:abstractNumId w:val="4"/>
   </w:num>
-  <w:num w:numId="185">
+  <w:num w:numId="186">
     <w:abstractNumId w:val="4"/>
     <w:lvlOverride w:ilvl="0">
       <w:startOverride w:val="1"/>
     </w:lvlOverride>
   </w:num>
-  <w:num w:numId="186">
+  <w:num w:numId="187">
     <w:abstractNumId w:val="4"/>
   </w:num>
-  <w:num w:numId="187">
+  <w:num w:numId="188">
     <w:abstractNumId w:val="4"/>
     <w:lvlOverride w:ilvl="0">
       <w:startOverride w:val="1"/>
     </w:lvlOverride>
   </w:num>
-  <w:num w:numId="188">
+  <w:num w:numId="189">
     <w:abstractNumId w:val="4"/>
-  </w:num>
-  <w:num w:numId="189">
-    <w:abstractNumId w:val="3"/>
   </w:num>
   <w:num w:numId="190">
     <w:abstractNumId w:val="3"/>
@@ -15013,10 +15054,10 @@
     <w:abstractNumId w:val="3"/>
   </w:num>
   <w:num w:numId="193">
+    <w:abstractNumId w:val="3"/>
+  </w:num>
+  <w:num w:numId="194">
     <w:abstractNumId w:val="4"/>
-  </w:num>
-  <w:num w:numId="194">
-    <w:abstractNumId w:val="3"/>
   </w:num>
   <w:num w:numId="195">
     <w:abstractNumId w:val="3"/>
@@ -15028,47 +15069,47 @@
     <w:abstractNumId w:val="3"/>
   </w:num>
   <w:num w:numId="198">
+    <w:abstractNumId w:val="3"/>
+  </w:num>
+  <w:num w:numId="199">
     <w:abstractNumId w:val="4"/>
     <w:lvlOverride w:ilvl="0">
       <w:startOverride w:val="1"/>
     </w:lvlOverride>
   </w:num>
-  <w:num w:numId="199">
-    <w:abstractNumId w:val="4"/>
-  </w:num>
   <w:num w:numId="200">
     <w:abstractNumId w:val="4"/>
   </w:num>
   <w:num w:numId="201">
+    <w:abstractNumId w:val="4"/>
+  </w:num>
+  <w:num w:numId="202">
     <w:abstractNumId w:val="4"/>
     <w:lvlOverride w:ilvl="0">
       <w:startOverride w:val="1"/>
     </w:lvlOverride>
   </w:num>
-  <w:num w:numId="202">
-    <w:abstractNumId w:val="4"/>
-  </w:num>
   <w:num w:numId="203">
     <w:abstractNumId w:val="4"/>
   </w:num>
   <w:num w:numId="204">
+    <w:abstractNumId w:val="4"/>
+  </w:num>
+  <w:num w:numId="205">
     <w:abstractNumId w:val="4"/>
     <w:lvlOverride w:ilvl="0">
       <w:startOverride w:val="1"/>
     </w:lvlOverride>
   </w:num>
-  <w:num w:numId="205">
+  <w:num w:numId="206">
     <w:abstractNumId w:val="4"/>
   </w:num>
-  <w:num w:numId="206">
+  <w:num w:numId="207">
     <w:abstractNumId w:val="4"/>
     <w:lvlOverride w:ilvl="0">
       <w:startOverride w:val="1"/>
     </w:lvlOverride>
   </w:num>
-  <w:num w:numId="207">
-    <w:abstractNumId w:val="4"/>
-  </w:num>
   <w:num w:numId="208">
     <w:abstractNumId w:val="4"/>
   </w:num>
@@ -15082,14 +15123,14 @@
     <w:abstractNumId w:val="4"/>
   </w:num>
   <w:num w:numId="212">
+    <w:abstractNumId w:val="4"/>
+  </w:num>
+  <w:num w:numId="213">
     <w:abstractNumId w:val="4"/>
     <w:lvlOverride w:ilvl="0">
       <w:startOverride w:val="1"/>
     </w:lvlOverride>
   </w:num>
-  <w:num w:numId="213">
-    <w:abstractNumId w:val="4"/>
-  </w:num>
   <w:num w:numId="214">
     <w:abstractNumId w:val="4"/>
   </w:num>
@@ -15097,13 +15138,13 @@
     <w:abstractNumId w:val="4"/>
   </w:num>
   <w:num w:numId="216">
-    <w:abstractNumId w:val="3"/>
+    <w:abstractNumId w:val="4"/>
   </w:num>
   <w:num w:numId="217">
     <w:abstractNumId w:val="3"/>
   </w:num>
   <w:num w:numId="218">
-    <w:abstractNumId w:val="4"/>
+    <w:abstractNumId w:val="3"/>
   </w:num>
   <w:num w:numId="219">
     <w:abstractNumId w:val="4"/>
@@ -15112,14 +15153,14 @@
     <w:abstractNumId w:val="4"/>
   </w:num>
   <w:num w:numId="221">
+    <w:abstractNumId w:val="4"/>
+  </w:num>
+  <w:num w:numId="222">
     <w:abstractNumId w:val="4"/>
     <w:lvlOverride w:ilvl="0">
       <w:startOverride w:val="1"/>
     </w:lvlOverride>
   </w:num>
-  <w:num w:numId="222">
-    <w:abstractNumId w:val="4"/>
-  </w:num>
   <w:num w:numId="223">
     <w:abstractNumId w:val="4"/>
   </w:num>
@@ -15133,33 +15174,39 @@
     <w:abstractNumId w:val="4"/>
   </w:num>
   <w:num w:numId="227">
+    <w:abstractNumId w:val="4"/>
+  </w:num>
+  <w:num w:numId="228">
+    <w:abstractNumId w:val="4"/>
+  </w:num>
+  <w:num w:numId="229">
     <w:abstractNumId w:val="4"/>
     <w:lvlOverride w:ilvl="0">
       <w:startOverride w:val="1"/>
     </w:lvlOverride>
   </w:num>
-  <w:num w:numId="228">
+  <w:num w:numId="230">
     <w:abstractNumId w:val="4"/>
   </w:num>
-  <w:num w:numId="229">
+  <w:num w:numId="231">
     <w:abstractNumId w:val="4"/>
   </w:num>
-  <w:num w:numId="230">
+  <w:num w:numId="232">
     <w:abstractNumId w:val="4"/>
     <w:lvlOverride w:ilvl="0">
       <w:startOverride w:val="1"/>
     </w:lvlOverride>
   </w:num>
-  <w:num w:numId="231">
+  <w:num w:numId="233">
     <w:abstractNumId w:val="4"/>
   </w:num>
-  <w:num w:numId="232">
+  <w:num w:numId="234">
     <w:abstractNumId w:val="4"/>
   </w:num>
-  <w:num w:numId="233">
+  <w:num w:numId="235">
     <w:abstractNumId w:val="3"/>
   </w:num>
-  <w:num w:numId="234">
+  <w:num w:numId="236">
     <w:abstractNumId w:val="3"/>
   </w:num>
 </w:numbering>

--- a/docs/dokumen/Syarat_dan_Ketentuan_mitrans.id_v1.4.docx
+++ b/docs/dokumen/Syarat_dan_Ketentuan_mitrans.id_v1.4.docx
@@ -2249,7 +2249,7 @@
       </w:pPr>
       <w:r>
         <w:rPr/>
-        <w:t>pengiriman informasi kelas, webinar, dan pengingat lewat WhatsApp, sesuai persetujuan Anda;</w:t>
+        <w:t>pengiriman informasi kelas, webinar, dan pengingat lewat WhatsApp, sesuai persetujuan Anda; Anda dapat menghentikan pesan WhatsApp kapan saja dengan membalas BERHENTI; pesan tidak dikirim antara pukul 21.00 dan 07.00 WIB.</w:t>
       </w:r>
     </w:p>
     <w:p>
@@ -3486,16 +3486,6 @@
     </w:p>
     <w:p>
       <w:pPr>
-        <w:pStyle w:val="Heading2"/>
-        <w:rPr/>
-      </w:pPr>
-      <w:r>
-        <w:rPr/>
-        <w:t>23. Data Mitra PLS yang terlihat oleh pihak lain</w:t>
-      </w:r>
-    </w:p>
-    <w:p>
-      <w:pPr>
         <w:pStyle w:val="ListParagraph"/>
         <w:numPr>
           <w:ilvl w:val="0"/>
@@ -3506,7 +3496,17 @@
       </w:pPr>
       <w:r>
         <w:rPr/>
-        <w:t>Sponsor dan upline dapat melihat nama, peringkat, status aktif, dan volume jaringan Mitra PLS di bawahnya untuk keperluan pembinaan.</w:t>
+        <w:t>menanggung pengembalian dana e-book miliknya: bila e-book tidak sesuai dengan halaman penawarannya, Perusahaan memproses pengembalian dana kepada pembeli melalui kanal pembayaran paling lambat 7 hari kerja setelah permohonan lengkap, dan nilainya diperhitungkan dengan hasil penjualan e-book Mitra PLS tersebut.</w:t>
+      </w:r>
+    </w:p>
+    <w:p>
+      <w:pPr>
+        <w:pStyle w:val="Heading2"/>
+        <w:rPr/>
+      </w:pPr>
+      <w:r>
+        <w:rPr/>
+        <w:t>23. Data Mitra PLS yang terlihat oleh pihak lain</w:t>
       </w:r>
     </w:p>
     <w:p>
@@ -3521,7 +3521,7 @@
       </w:pPr>
       <w:r>
         <w:rPr/>
-        <w:t>Nomor telepon Mitra PLS hanya ditampilkan kepada Sponsor langsungnya, dengan persetujuan Mitra PLS.</w:t>
+        <w:t>Sponsor dan upline dapat melihat nama, peringkat, status aktif, dan volume jaringan Mitra PLS di bawahnya untuk keperluan pembinaan.</w:t>
       </w:r>
     </w:p>
     <w:p>
@@ -3536,17 +3536,7 @@
       </w:pPr>
       <w:r>
         <w:rPr/>
-        <w:t>Data identitas dan rekening tidak ditampilkan kepada Mitra PLS lain.</w:t>
-      </w:r>
-    </w:p>
-    <w:p>
-      <w:pPr>
-        <w:pStyle w:val="Heading2"/>
-        <w:rPr/>
-      </w:pPr>
-      <w:r>
-        <w:rPr/>
-        <w:t>24. Berakhirnya kemitraan</w:t>
+        <w:t>Nomor telepon Mitra PLS hanya ditampilkan kepada Sponsor langsungnya, dengan persetujuan Mitra PLS.</w:t>
       </w:r>
     </w:p>
     <w:p>
@@ -3561,7 +3551,17 @@
       </w:pPr>
       <w:r>
         <w:rPr/>
-        <w:t>Kemitraan berakhir karena pengunduran diri, pemutusan sebagai sanksi, atau sebab lain menurut Kode Etik Bab II.</w:t>
+        <w:t>Data identitas dan rekening tidak ditampilkan kepada Mitra PLS lain.</w:t>
+      </w:r>
+    </w:p>
+    <w:p>
+      <w:pPr>
+        <w:pStyle w:val="Heading2"/>
+        <w:rPr/>
+      </w:pPr>
+      <w:r>
+        <w:rPr/>
+        <w:t>24. Berakhirnya kemitraan</w:t>
       </w:r>
     </w:p>
     <w:p>
@@ -3576,7 +3576,7 @@
       </w:pPr>
       <w:r>
         <w:rPr/>
-        <w:t>Setelah kemitraan berakhir, Mitra PLS tidak boleh lagi memakai merek dan materi Perusahaan, dan tetap wajib menjaga kerahasiaan data yang ia ketahui.</w:t>
+        <w:t>Kemitraan berakhir karena pengunduran diri, pemutusan sebagai sanksi, atau sebab lain menurut Kode Etik Bab II.</w:t>
       </w:r>
     </w:p>
     <w:p>
@@ -3591,28 +3591,7 @@
       </w:pPr>
       <w:r>
         <w:rPr/>
-        <w:t>Komisi dan bonus yang sudah menjadi hak tetap dibayarkan, kecuali yang diperoleh dari pelanggaran.</w:t>
-      </w:r>
-    </w:p>
-    <w:p>
-      <w:pPr>
-        <w:pStyle w:val="Heading2"/>
-        <w:rPr/>
-      </w:pPr>
-      <w:r>
-        <w:rPr/>
-        <w:t>25. Persetujuan elektronik</w:t>
-      </w:r>
-    </w:p>
-    <w:p>
-      <w:pPr>
-        <w:pStyle w:val="Normal"/>
-        <w:spacing w:before="0" w:after="120"/>
-        <w:rPr/>
-      </w:pPr>
-      <w:r>
-        <w:rPr/>
-        <w:t>Dengan mencentang kotak persetujuan saat pendaftaran, Mitra PLS menyatakan:</w:t>
+        <w:t>Setelah kemitraan berakhir, Mitra PLS tidak boleh lagi memakai merek dan materi Perusahaan, dan tetap wajib menjaga kerahasiaan data yang ia ketahui.</w:t>
       </w:r>
     </w:p>
     <w:p>
@@ -3627,7 +3606,28 @@
       </w:pPr>
       <w:r>
         <w:rPr/>
-        <w:t>telah membaca, memahami, dan menyetujui Bagian A dan Bagian B ini, Rencana Pemasaran, dan Kode Etik;</w:t>
+        <w:t>Komisi dan bonus yang sudah menjadi hak tetap dibayarkan, kecuali yang diperoleh dari pelanggaran.</w:t>
+      </w:r>
+    </w:p>
+    <w:p>
+      <w:pPr>
+        <w:pStyle w:val="Heading2"/>
+        <w:rPr/>
+      </w:pPr>
+      <w:r>
+        <w:rPr/>
+        <w:t>25. Persetujuan elektronik</w:t>
+      </w:r>
+    </w:p>
+    <w:p>
+      <w:pPr>
+        <w:pStyle w:val="Normal"/>
+        <w:spacing w:before="0" w:after="120"/>
+        <w:rPr/>
+      </w:pPr>
+      <w:r>
+        <w:rPr/>
+        <w:t>Dengan mencentang kotak persetujuan saat pendaftaran, Mitra PLS menyatakan:</w:t>
       </w:r>
     </w:p>
     <w:p>
@@ -3636,6 +3636,21 @@
         <w:numPr>
           <w:ilvl w:val="0"/>
           <w:numId w:val="236"/>
+        </w:numPr>
+        <w:spacing w:before="0" w:after="60"/>
+        <w:rPr/>
+      </w:pPr>
+      <w:r>
+        <w:rPr/>
+        <w:t>telah membaca, memahami, dan menyetujui Bagian A dan Bagian B ini, Rencana Pemasaran, dan Kode Etik;</w:t>
+      </w:r>
+    </w:p>
+    <w:p>
+      <w:pPr>
+        <w:pStyle w:val="ListParagraph"/>
+        <w:numPr>
+          <w:ilvl w:val="0"/>
+          <w:numId w:val="237"/>
         </w:numPr>
         <w:spacing w:before="0" w:after="60"/>
         <w:rPr/>
@@ -15181,32 +15196,35 @@
   </w:num>
   <w:num w:numId="229">
     <w:abstractNumId w:val="4"/>
-    <w:lvlOverride w:ilvl="0">
-      <w:startOverride w:val="1"/>
-    </w:lvlOverride>
   </w:num>
   <w:num w:numId="230">
-    <w:abstractNumId w:val="4"/>
-  </w:num>
-  <w:num w:numId="231">
-    <w:abstractNumId w:val="4"/>
-  </w:num>
-  <w:num w:numId="232">
     <w:abstractNumId w:val="4"/>
     <w:lvlOverride w:ilvl="0">
       <w:startOverride w:val="1"/>
     </w:lvlOverride>
   </w:num>
+  <w:num w:numId="231">
+    <w:abstractNumId w:val="4"/>
+  </w:num>
+  <w:num w:numId="232">
+    <w:abstractNumId w:val="4"/>
+  </w:num>
   <w:num w:numId="233">
     <w:abstractNumId w:val="4"/>
+    <w:lvlOverride w:ilvl="0">
+      <w:startOverride w:val="1"/>
+    </w:lvlOverride>
   </w:num>
   <w:num w:numId="234">
     <w:abstractNumId w:val="4"/>
   </w:num>
   <w:num w:numId="235">
+    <w:abstractNumId w:val="4"/>
+  </w:num>
+  <w:num w:numId="236">
     <w:abstractNumId w:val="3"/>
   </w:num>
-  <w:num w:numId="236">
+  <w:num w:numId="237">
     <w:abstractNumId w:val="3"/>
   </w:num>
 </w:numbering>
